--- a/docs/Deliverables/Data Dictionary.docx
+++ b/docs/Deliverables/Data Dictionary.docx
@@ -6432,8 +6432,8 @@
           </w:tblCellMar>
         </w:tblPrEx>
         <w:trPr>
+          <w:tblHeader/>
           <w:cantSplit/>
-          <w:tblHeader/>
         </w:trPr>
         <w:tc>
           <w:tcPr>
@@ -6822,19 +6822,8 @@
             <w:tcW w:w="1458" w:type="dxa"/>
           </w:tcPr>
           <w:p>
-            <w:pPr>
-              <w:widowControl w:val="0"/>
-              <w:spacing w:after="0" w:line="240" w:lineRule="auto"/>
-              <w:jc w:val="left"/>
-              <w:rPr>
-                <w:rFonts w:hint="default" w:ascii="Arial" w:hAnsi="Arial" w:cs="Arial"/>
-              </w:rPr>
-            </w:pPr>
-            <w:r>
-              <w:rPr>
-                <w:rFonts w:hint="default" w:ascii="Arial" w:hAnsi="Arial" w:cs="Arial"/>
-              </w:rPr>
-              <w:t>temp_min</w:t>
+            <w:r>
+              <w:t>temperature</w:t>
             </w:r>
           </w:p>
         </w:tc>
@@ -6843,18 +6832,7 @@
             <w:tcW w:w="1350" w:type="dxa"/>
           </w:tcPr>
           <w:p>
-            <w:pPr>
-              <w:widowControl w:val="0"/>
-              <w:spacing w:after="0" w:line="240" w:lineRule="auto"/>
-              <w:jc w:val="left"/>
-              <w:rPr>
-                <w:rFonts w:hint="default" w:ascii="Arial" w:hAnsi="Arial" w:cs="Arial"/>
-              </w:rPr>
-            </w:pPr>
-            <w:r>
-              <w:rPr>
-                <w:rFonts w:hint="default" w:ascii="Arial" w:hAnsi="Arial" w:cs="Arial"/>
-              </w:rPr>
+            <w:r>
               <w:t>decimal(6,2)</w:t>
             </w:r>
           </w:p>
@@ -6864,18 +6842,7 @@
             <w:tcW w:w="1656" w:type="dxa"/>
           </w:tcPr>
           <w:p>
-            <w:pPr>
-              <w:widowControl w:val="0"/>
-              <w:spacing w:after="0" w:line="240" w:lineRule="auto"/>
-              <w:jc w:val="left"/>
-              <w:rPr>
-                <w:rFonts w:hint="default" w:ascii="Arial" w:hAnsi="Arial" w:cs="Arial"/>
-              </w:rPr>
-            </w:pPr>
-            <w:r>
-              <w:rPr>
-                <w:rFonts w:hint="default" w:ascii="Arial" w:hAnsi="Arial" w:cs="Arial"/>
-              </w:rPr>
+            <w:r>
               <w:t>Optional</w:t>
             </w:r>
           </w:p>
@@ -6885,19 +6852,8 @@
             <w:tcW w:w="1656" w:type="dxa"/>
           </w:tcPr>
           <w:p>
-            <w:pPr>
-              <w:widowControl w:val="0"/>
-              <w:spacing w:after="0" w:line="240" w:lineRule="auto"/>
-              <w:jc w:val="left"/>
-              <w:rPr>
-                <w:rFonts w:hint="default" w:ascii="Arial" w:hAnsi="Arial" w:cs="Arial"/>
-              </w:rPr>
-            </w:pPr>
-            <w:r>
-              <w:rPr>
-                <w:rFonts w:hint="default" w:ascii="Arial" w:hAnsi="Arial" w:cs="Arial"/>
-              </w:rPr>
-              <w:t>27</w:t>
+            <w:r>
+              <w:t>27.4</w:t>
             </w:r>
           </w:p>
         </w:tc>
@@ -6906,19 +6862,8 @@
             <w:tcW w:w="2808" w:type="dxa"/>
           </w:tcPr>
           <w:p>
-            <w:pPr>
-              <w:widowControl w:val="0"/>
-              <w:spacing w:after="0" w:line="240" w:lineRule="auto"/>
-              <w:jc w:val="left"/>
-              <w:rPr>
-                <w:rFonts w:hint="default" w:ascii="Arial" w:hAnsi="Arial" w:cs="Arial"/>
-              </w:rPr>
-            </w:pPr>
-            <w:r>
-              <w:rPr>
-                <w:rFonts w:hint="default" w:ascii="Arial" w:hAnsi="Arial" w:cs="Arial"/>
-              </w:rPr>
-              <w:t>Records the lowest water temperature in degrees Celsius during the measurement interval.</w:t>
+            <w:r>
+              <w:t>Stores the mean of valid temperature readings collected during this 10-minute window, in degrees Celsius.</w:t>
             </w:r>
           </w:p>
         </w:tc>
@@ -6948,19 +6893,8 @@
             <w:tcW w:w="1458" w:type="dxa"/>
           </w:tcPr>
           <w:p>
-            <w:pPr>
-              <w:widowControl w:val="0"/>
-              <w:spacing w:after="0" w:line="240" w:lineRule="auto"/>
-              <w:jc w:val="left"/>
-              <w:rPr>
-                <w:rFonts w:hint="default" w:ascii="Arial" w:hAnsi="Arial" w:cs="Arial"/>
-              </w:rPr>
-            </w:pPr>
-            <w:r>
-              <w:rPr>
-                <w:rFonts w:hint="default" w:ascii="Arial" w:hAnsi="Arial" w:cs="Arial"/>
-              </w:rPr>
-              <w:t>temp_max</w:t>
+            <w:r>
+              <w:t>ph_level</w:t>
             </w:r>
           </w:p>
         </w:tc>
@@ -6969,39 +6903,17 @@
             <w:tcW w:w="1350" w:type="dxa"/>
           </w:tcPr>
           <w:p>
-            <w:pPr>
-              <w:widowControl w:val="0"/>
-              <w:spacing w:after="0" w:line="240" w:lineRule="auto"/>
-              <w:jc w:val="left"/>
-              <w:rPr>
-                <w:rFonts w:hint="default" w:ascii="Arial" w:hAnsi="Arial" w:cs="Arial"/>
-              </w:rPr>
-            </w:pPr>
-            <w:r>
-              <w:rPr>
-                <w:rFonts w:hint="default" w:ascii="Arial" w:hAnsi="Arial" w:cs="Arial"/>
-              </w:rPr>
-              <w:t>decimal(6,2)</w:t>
-            </w:r>
-          </w:p>
-        </w:tc>
-        <w:tc>
-          <w:tcPr>
-            <w:tcW w:w="1656" w:type="dxa"/>
-          </w:tcPr>
-          <w:p>
-            <w:pPr>
-              <w:widowControl w:val="0"/>
-              <w:spacing w:after="0" w:line="240" w:lineRule="auto"/>
-              <w:jc w:val="left"/>
-              <w:rPr>
-                <w:rFonts w:hint="default" w:ascii="Arial" w:hAnsi="Arial" w:cs="Arial"/>
-              </w:rPr>
-            </w:pPr>
-            <w:r>
-              <w:rPr>
-                <w:rFonts w:hint="default" w:ascii="Arial" w:hAnsi="Arial" w:cs="Arial"/>
-              </w:rPr>
+            <w:r>
+              <w:t>decimal(5,2)</w:t>
+            </w:r>
+          </w:p>
+        </w:tc>
+        <w:tc>
+          <w:tcPr>
+            <w:tcW w:w="1656" w:type="dxa"/>
+          </w:tcPr>
+          <w:p>
+            <w:r>
               <w:t>Optional</w:t>
             </w:r>
           </w:p>
@@ -7011,19 +6923,8 @@
             <w:tcW w:w="1656" w:type="dxa"/>
           </w:tcPr>
           <w:p>
-            <w:pPr>
-              <w:widowControl w:val="0"/>
-              <w:spacing w:after="0" w:line="240" w:lineRule="auto"/>
-              <w:jc w:val="left"/>
-              <w:rPr>
-                <w:rFonts w:hint="default" w:ascii="Arial" w:hAnsi="Arial" w:cs="Arial"/>
-              </w:rPr>
-            </w:pPr>
-            <w:r>
-              <w:rPr>
-                <w:rFonts w:hint="default" w:ascii="Arial" w:hAnsi="Arial" w:cs="Arial"/>
-              </w:rPr>
-              <w:t>28</w:t>
+            <w:r>
+              <w:t>7.30</w:t>
             </w:r>
           </w:p>
         </w:tc>
@@ -7032,19 +6933,8 @@
             <w:tcW w:w="2808" w:type="dxa"/>
           </w:tcPr>
           <w:p>
-            <w:pPr>
-              <w:widowControl w:val="0"/>
-              <w:spacing w:after="0" w:line="240" w:lineRule="auto"/>
-              <w:jc w:val="left"/>
-              <w:rPr>
-                <w:rFonts w:hint="default" w:ascii="Arial" w:hAnsi="Arial" w:cs="Arial"/>
-              </w:rPr>
-            </w:pPr>
-            <w:r>
-              <w:rPr>
-                <w:rFonts w:hint="default" w:ascii="Arial" w:hAnsi="Arial" w:cs="Arial"/>
-              </w:rPr>
-              <w:t>Records the highest water temperature in degrees Celsius during the measurement interval.</w:t>
+            <w:r>
+              <w:t>Stores the mean of valid pH readings collected during this 10-minute window.</w:t>
             </w:r>
           </w:p>
         </w:tc>
@@ -7074,19 +6964,8 @@
             <w:tcW w:w="1458" w:type="dxa"/>
           </w:tcPr>
           <w:p>
-            <w:pPr>
-              <w:widowControl w:val="0"/>
-              <w:spacing w:after="0" w:line="240" w:lineRule="auto"/>
-              <w:jc w:val="left"/>
-              <w:rPr>
-                <w:rFonts w:hint="default" w:ascii="Arial" w:hAnsi="Arial" w:cs="Arial"/>
-              </w:rPr>
-            </w:pPr>
-            <w:r>
-              <w:rPr>
-                <w:rFonts w:hint="default" w:ascii="Arial" w:hAnsi="Arial" w:cs="Arial"/>
-              </w:rPr>
-              <w:t>temp_avg</w:t>
+            <w:r>
+              <w:t>dissolved_oxygen</w:t>
             </w:r>
           </w:p>
         </w:tc>
@@ -7095,39 +6974,17 @@
             <w:tcW w:w="1350" w:type="dxa"/>
           </w:tcPr>
           <w:p>
-            <w:pPr>
-              <w:widowControl w:val="0"/>
-              <w:spacing w:after="0" w:line="240" w:lineRule="auto"/>
-              <w:jc w:val="left"/>
-              <w:rPr>
-                <w:rFonts w:hint="default" w:ascii="Arial" w:hAnsi="Arial" w:cs="Arial"/>
-              </w:rPr>
-            </w:pPr>
-            <w:r>
-              <w:rPr>
-                <w:rFonts w:hint="default" w:ascii="Arial" w:hAnsi="Arial" w:cs="Arial"/>
-              </w:rPr>
-              <w:t>decimal(6,2)</w:t>
-            </w:r>
-          </w:p>
-        </w:tc>
-        <w:tc>
-          <w:tcPr>
-            <w:tcW w:w="1656" w:type="dxa"/>
-          </w:tcPr>
-          <w:p>
-            <w:pPr>
-              <w:widowControl w:val="0"/>
-              <w:spacing w:after="0" w:line="240" w:lineRule="auto"/>
-              <w:jc w:val="left"/>
-              <w:rPr>
-                <w:rFonts w:hint="default" w:ascii="Arial" w:hAnsi="Arial" w:cs="Arial"/>
-              </w:rPr>
-            </w:pPr>
-            <w:r>
-              <w:rPr>
-                <w:rFonts w:hint="default" w:ascii="Arial" w:hAnsi="Arial" w:cs="Arial"/>
-              </w:rPr>
+            <w:r>
+              <w:t>decimal(5,2)</w:t>
+            </w:r>
+          </w:p>
+        </w:tc>
+        <w:tc>
+          <w:tcPr>
+            <w:tcW w:w="1656" w:type="dxa"/>
+          </w:tcPr>
+          <w:p>
+            <w:r>
               <w:t>Optional</w:t>
             </w:r>
           </w:p>
@@ -7137,19 +6994,8 @@
             <w:tcW w:w="1656" w:type="dxa"/>
           </w:tcPr>
           <w:p>
-            <w:pPr>
-              <w:widowControl w:val="0"/>
-              <w:spacing w:after="0" w:line="240" w:lineRule="auto"/>
-              <w:jc w:val="left"/>
-              <w:rPr>
-                <w:rFonts w:hint="default" w:ascii="Arial" w:hAnsi="Arial" w:cs="Arial"/>
-              </w:rPr>
-            </w:pPr>
-            <w:r>
-              <w:rPr>
-                <w:rFonts w:hint="default" w:ascii="Arial" w:hAnsi="Arial" w:cs="Arial"/>
-              </w:rPr>
-              <w:t>27</w:t>
+            <w:r>
+              <w:t>5.80</w:t>
             </w:r>
           </w:p>
         </w:tc>
@@ -7158,19 +7004,8 @@
             <w:tcW w:w="2808" w:type="dxa"/>
           </w:tcPr>
           <w:p>
-            <w:pPr>
-              <w:widowControl w:val="0"/>
-              <w:spacing w:after="0" w:line="240" w:lineRule="auto"/>
-              <w:jc w:val="left"/>
-              <w:rPr>
-                <w:rFonts w:hint="default" w:ascii="Arial" w:hAnsi="Arial" w:cs="Arial"/>
-              </w:rPr>
-            </w:pPr>
-            <w:r>
-              <w:rPr>
-                <w:rFonts w:hint="default" w:ascii="Arial" w:hAnsi="Arial" w:cs="Arial"/>
-              </w:rPr>
-              <w:t>Records the average water temperature in degrees Celsius during the measurement interval.</w:t>
+            <w:r>
+              <w:t>Stores the mean of valid dissolved oxygen readings collected during this 10-minute window, in milligrams per liter.</w:t>
             </w:r>
           </w:p>
         </w:tc>
@@ -7200,19 +7035,8 @@
             <w:tcW w:w="1458" w:type="dxa"/>
           </w:tcPr>
           <w:p>
-            <w:pPr>
-              <w:widowControl w:val="0"/>
-              <w:spacing w:after="0" w:line="240" w:lineRule="auto"/>
-              <w:jc w:val="left"/>
-              <w:rPr>
-                <w:rFonts w:hint="default" w:ascii="Arial" w:hAnsi="Arial" w:cs="Arial"/>
-              </w:rPr>
-            </w:pPr>
-            <w:r>
-              <w:rPr>
-                <w:rFonts w:hint="default" w:ascii="Arial" w:hAnsi="Arial" w:cs="Arial"/>
-              </w:rPr>
-              <w:t>pH_min</w:t>
+            <w:r>
+              <w:t>turbidity</w:t>
             </w:r>
           </w:p>
         </w:tc>
@@ -7221,39 +7045,17 @@
             <w:tcW w:w="1350" w:type="dxa"/>
           </w:tcPr>
           <w:p>
-            <w:pPr>
-              <w:widowControl w:val="0"/>
-              <w:spacing w:after="0" w:line="240" w:lineRule="auto"/>
-              <w:jc w:val="left"/>
-              <w:rPr>
-                <w:rFonts w:hint="default" w:ascii="Arial" w:hAnsi="Arial" w:cs="Arial"/>
-              </w:rPr>
-            </w:pPr>
-            <w:r>
-              <w:rPr>
-                <w:rFonts w:hint="default" w:ascii="Arial" w:hAnsi="Arial" w:cs="Arial"/>
-              </w:rPr>
-              <w:t>decimal(5,2)</w:t>
-            </w:r>
-          </w:p>
-        </w:tc>
-        <w:tc>
-          <w:tcPr>
-            <w:tcW w:w="1656" w:type="dxa"/>
-          </w:tcPr>
-          <w:p>
-            <w:pPr>
-              <w:widowControl w:val="0"/>
-              <w:spacing w:after="0" w:line="240" w:lineRule="auto"/>
-              <w:jc w:val="left"/>
-              <w:rPr>
-                <w:rFonts w:hint="default" w:ascii="Arial" w:hAnsi="Arial" w:cs="Arial"/>
-              </w:rPr>
-            </w:pPr>
-            <w:r>
-              <w:rPr>
-                <w:rFonts w:hint="default" w:ascii="Arial" w:hAnsi="Arial" w:cs="Arial"/>
-              </w:rPr>
+            <w:r>
+              <w:t>decimal(8,2)</w:t>
+            </w:r>
+          </w:p>
+        </w:tc>
+        <w:tc>
+          <w:tcPr>
+            <w:tcW w:w="1656" w:type="dxa"/>
+          </w:tcPr>
+          <w:p>
+            <w:r>
               <w:t>Optional</w:t>
             </w:r>
           </w:p>
@@ -7263,19 +7065,8 @@
             <w:tcW w:w="1656" w:type="dxa"/>
           </w:tcPr>
           <w:p>
-            <w:pPr>
-              <w:widowControl w:val="0"/>
-              <w:spacing w:after="0" w:line="240" w:lineRule="auto"/>
-              <w:jc w:val="left"/>
-              <w:rPr>
-                <w:rFonts w:hint="default" w:ascii="Arial" w:hAnsi="Arial" w:cs="Arial"/>
-              </w:rPr>
-            </w:pPr>
-            <w:r>
-              <w:rPr>
-                <w:rFonts w:hint="default" w:ascii="Arial" w:hAnsi="Arial" w:cs="Arial"/>
-              </w:rPr>
-              <w:t>7</w:t>
+            <w:r>
+              <w:t>20.40</w:t>
             </w:r>
           </w:p>
         </w:tc>
@@ -7284,19 +7075,8 @@
             <w:tcW w:w="2808" w:type="dxa"/>
           </w:tcPr>
           <w:p>
-            <w:pPr>
-              <w:widowControl w:val="0"/>
-              <w:spacing w:after="0" w:line="240" w:lineRule="auto"/>
-              <w:jc w:val="left"/>
-              <w:rPr>
-                <w:rFonts w:hint="default" w:ascii="Arial" w:hAnsi="Arial" w:cs="Arial"/>
-              </w:rPr>
-            </w:pPr>
-            <w:r>
-              <w:rPr>
-                <w:rFonts w:hint="default" w:ascii="Arial" w:hAnsi="Arial" w:cs="Arial"/>
-              </w:rPr>
-              <w:t>Records the lowest pH value during the measurement interval.</w:t>
+            <w:r>
+              <w:t>Stores the mean of valid turbidity readings collected during this 10-minute window, in NTU.</w:t>
             </w:r>
           </w:p>
         </w:tc>
@@ -7326,19 +7106,8 @@
             <w:tcW w:w="1458" w:type="dxa"/>
           </w:tcPr>
           <w:p>
-            <w:pPr>
-              <w:widowControl w:val="0"/>
-              <w:spacing w:after="0" w:line="240" w:lineRule="auto"/>
-              <w:jc w:val="left"/>
-              <w:rPr>
-                <w:rFonts w:hint="default" w:ascii="Arial" w:hAnsi="Arial" w:cs="Arial"/>
-              </w:rPr>
-            </w:pPr>
-            <w:r>
-              <w:rPr>
-                <w:rFonts w:hint="default" w:ascii="Arial" w:hAnsi="Arial" w:cs="Arial"/>
-              </w:rPr>
-              <w:t>pH_max</w:t>
+            <w:r>
+              <w:t>water_level</w:t>
             </w:r>
           </w:p>
         </w:tc>
@@ -7347,39 +7116,17 @@
             <w:tcW w:w="1350" w:type="dxa"/>
           </w:tcPr>
           <w:p>
-            <w:pPr>
-              <w:widowControl w:val="0"/>
-              <w:spacing w:after="0" w:line="240" w:lineRule="auto"/>
-              <w:jc w:val="left"/>
-              <w:rPr>
-                <w:rFonts w:hint="default" w:ascii="Arial" w:hAnsi="Arial" w:cs="Arial"/>
-              </w:rPr>
-            </w:pPr>
-            <w:r>
-              <w:rPr>
-                <w:rFonts w:hint="default" w:ascii="Arial" w:hAnsi="Arial" w:cs="Arial"/>
-              </w:rPr>
-              <w:t>decimal(5,2)</w:t>
-            </w:r>
-          </w:p>
-        </w:tc>
-        <w:tc>
-          <w:tcPr>
-            <w:tcW w:w="1656" w:type="dxa"/>
-          </w:tcPr>
-          <w:p>
-            <w:pPr>
-              <w:widowControl w:val="0"/>
-              <w:spacing w:after="0" w:line="240" w:lineRule="auto"/>
-              <w:jc w:val="left"/>
-              <w:rPr>
-                <w:rFonts w:hint="default" w:ascii="Arial" w:hAnsi="Arial" w:cs="Arial"/>
-              </w:rPr>
-            </w:pPr>
-            <w:r>
-              <w:rPr>
-                <w:rFonts w:hint="default" w:ascii="Arial" w:hAnsi="Arial" w:cs="Arial"/>
-              </w:rPr>
+            <w:r>
+              <w:t>decimal(6,2)</w:t>
+            </w:r>
+          </w:p>
+        </w:tc>
+        <w:tc>
+          <w:tcPr>
+            <w:tcW w:w="1656" w:type="dxa"/>
+          </w:tcPr>
+          <w:p>
+            <w:r>
               <w:t>Optional</w:t>
             </w:r>
           </w:p>
@@ -7389,19 +7136,8 @@
             <w:tcW w:w="1656" w:type="dxa"/>
           </w:tcPr>
           <w:p>
-            <w:pPr>
-              <w:widowControl w:val="0"/>
-              <w:spacing w:after="0" w:line="240" w:lineRule="auto"/>
-              <w:jc w:val="left"/>
-              <w:rPr>
-                <w:rFonts w:hint="default" w:ascii="Arial" w:hAnsi="Arial" w:cs="Arial"/>
-              </w:rPr>
-            </w:pPr>
-            <w:r>
-              <w:rPr>
-                <w:rFonts w:hint="default" w:ascii="Arial" w:hAnsi="Arial" w:cs="Arial"/>
-              </w:rPr>
-              <w:t>8</w:t>
+            <w:r>
+              <w:t>18.20</w:t>
             </w:r>
           </w:p>
         </w:tc>
@@ -7410,19 +7146,8 @@
             <w:tcW w:w="2808" w:type="dxa"/>
           </w:tcPr>
           <w:p>
-            <w:pPr>
-              <w:widowControl w:val="0"/>
-              <w:spacing w:after="0" w:line="240" w:lineRule="auto"/>
-              <w:jc w:val="left"/>
-              <w:rPr>
-                <w:rFonts w:hint="default" w:ascii="Arial" w:hAnsi="Arial" w:cs="Arial"/>
-              </w:rPr>
-            </w:pPr>
-            <w:r>
-              <w:rPr>
-                <w:rFonts w:hint="default" w:ascii="Arial" w:hAnsi="Arial" w:cs="Arial"/>
-              </w:rPr>
-              <w:t>Records the highest pH value during the measurement interval.</w:t>
+            <w:r>
+              <w:t>Stores the mean of valid water-level readings collected during this 10-minute window, in centimeters.</w:t>
             </w:r>
           </w:p>
         </w:tc>
@@ -7452,19 +7177,8 @@
             <w:tcW w:w="1458" w:type="dxa"/>
           </w:tcPr>
           <w:p>
-            <w:pPr>
-              <w:widowControl w:val="0"/>
-              <w:spacing w:after="0" w:line="240" w:lineRule="auto"/>
-              <w:jc w:val="left"/>
-              <w:rPr>
-                <w:rFonts w:hint="default" w:ascii="Arial" w:hAnsi="Arial" w:cs="Arial"/>
-              </w:rPr>
-            </w:pPr>
-            <w:r>
-              <w:rPr>
-                <w:rFonts w:hint="default" w:ascii="Arial" w:hAnsi="Arial" w:cs="Arial"/>
-              </w:rPr>
-              <w:t>pH_avg</w:t>
+            <w:r>
+              <w:t>feed_level</w:t>
             </w:r>
           </w:p>
         </w:tc>
@@ -7473,39 +7187,17 @@
             <w:tcW w:w="1350" w:type="dxa"/>
           </w:tcPr>
           <w:p>
-            <w:pPr>
-              <w:widowControl w:val="0"/>
-              <w:spacing w:after="0" w:line="240" w:lineRule="auto"/>
-              <w:jc w:val="left"/>
-              <w:rPr>
-                <w:rFonts w:hint="default" w:ascii="Arial" w:hAnsi="Arial" w:cs="Arial"/>
-              </w:rPr>
-            </w:pPr>
-            <w:r>
-              <w:rPr>
-                <w:rFonts w:hint="default" w:ascii="Arial" w:hAnsi="Arial" w:cs="Arial"/>
-              </w:rPr>
-              <w:t>decimal(5,2)</w:t>
-            </w:r>
-          </w:p>
-        </w:tc>
-        <w:tc>
-          <w:tcPr>
-            <w:tcW w:w="1656" w:type="dxa"/>
-          </w:tcPr>
-          <w:p>
-            <w:pPr>
-              <w:widowControl w:val="0"/>
-              <w:spacing w:after="0" w:line="240" w:lineRule="auto"/>
-              <w:jc w:val="left"/>
-              <w:rPr>
-                <w:rFonts w:hint="default" w:ascii="Arial" w:hAnsi="Arial" w:cs="Arial"/>
-              </w:rPr>
-            </w:pPr>
-            <w:r>
-              <w:rPr>
-                <w:rFonts w:hint="default" w:ascii="Arial" w:hAnsi="Arial" w:cs="Arial"/>
-              </w:rPr>
+            <w:r>
+              <w:t>decimal(6,2)</w:t>
+            </w:r>
+          </w:p>
+        </w:tc>
+        <w:tc>
+          <w:tcPr>
+            <w:tcW w:w="1656" w:type="dxa"/>
+          </w:tcPr>
+          <w:p>
+            <w:r>
               <w:t>Optional</w:t>
             </w:r>
           </w:p>
@@ -7515,19 +7207,8 @@
             <w:tcW w:w="1656" w:type="dxa"/>
           </w:tcPr>
           <w:p>
-            <w:pPr>
-              <w:widowControl w:val="0"/>
-              <w:spacing w:after="0" w:line="240" w:lineRule="auto"/>
-              <w:jc w:val="left"/>
-              <w:rPr>
-                <w:rFonts w:hint="default" w:ascii="Arial" w:hAnsi="Arial" w:cs="Arial"/>
-              </w:rPr>
-            </w:pPr>
-            <w:r>
-              <w:rPr>
-                <w:rFonts w:hint="default" w:ascii="Arial" w:hAnsi="Arial" w:cs="Arial"/>
-              </w:rPr>
-              <w:t>7</w:t>
+            <w:r>
+              <w:t>68.20</w:t>
             </w:r>
           </w:p>
         </w:tc>
@@ -7536,19 +7217,8 @@
             <w:tcW w:w="2808" w:type="dxa"/>
           </w:tcPr>
           <w:p>
-            <w:pPr>
-              <w:widowControl w:val="0"/>
-              <w:spacing w:after="0" w:line="240" w:lineRule="auto"/>
-              <w:jc w:val="left"/>
-              <w:rPr>
-                <w:rFonts w:hint="default" w:ascii="Arial" w:hAnsi="Arial" w:cs="Arial"/>
-              </w:rPr>
-            </w:pPr>
-            <w:r>
-              <w:rPr>
-                <w:rFonts w:hint="default" w:ascii="Arial" w:hAnsi="Arial" w:cs="Arial"/>
-              </w:rPr>
-              <w:t>Records the average pH value during the measurement interval.</w:t>
+            <w:r>
+              <w:t>Stores the mean of valid feeder-level readings collected during this 10-minute window, as a percentage.</w:t>
             </w:r>
           </w:p>
         </w:tc>
@@ -7578,19 +7248,8 @@
             <w:tcW w:w="1458" w:type="dxa"/>
           </w:tcPr>
           <w:p>
-            <w:pPr>
-              <w:widowControl w:val="0"/>
-              <w:spacing w:after="0" w:line="240" w:lineRule="auto"/>
-              <w:jc w:val="left"/>
-              <w:rPr>
-                <w:rFonts w:hint="default" w:ascii="Arial" w:hAnsi="Arial" w:cs="Arial"/>
-              </w:rPr>
-            </w:pPr>
-            <w:r>
-              <w:rPr>
-                <w:rFonts w:hint="default" w:ascii="Arial" w:hAnsi="Arial" w:cs="Arial"/>
-              </w:rPr>
-              <w:t>DO_min</w:t>
+            <w:r>
+              <w:t>recorded_at</w:t>
             </w:r>
           </w:p>
         </w:tc>
@@ -7599,61 +7258,28 @@
             <w:tcW w:w="1350" w:type="dxa"/>
           </w:tcPr>
           <w:p>
-            <w:pPr>
-              <w:widowControl w:val="0"/>
-              <w:spacing w:after="0" w:line="240" w:lineRule="auto"/>
-              <w:jc w:val="left"/>
-              <w:rPr>
-                <w:rFonts w:hint="default" w:ascii="Arial" w:hAnsi="Arial" w:cs="Arial"/>
-              </w:rPr>
-            </w:pPr>
-            <w:r>
-              <w:rPr>
-                <w:rFonts w:hint="default" w:ascii="Arial" w:hAnsi="Arial" w:cs="Arial"/>
-              </w:rPr>
-              <w:t>decimal(5,2)</w:t>
-            </w:r>
-          </w:p>
-        </w:tc>
-        <w:tc>
-          <w:tcPr>
-            <w:tcW w:w="1656" w:type="dxa"/>
-          </w:tcPr>
-          <w:p>
-            <w:pPr>
-              <w:widowControl w:val="0"/>
-              <w:spacing w:after="0" w:line="240" w:lineRule="auto"/>
-              <w:jc w:val="left"/>
-              <w:rPr>
-                <w:rFonts w:hint="default" w:ascii="Arial" w:hAnsi="Arial" w:cs="Arial"/>
-              </w:rPr>
-            </w:pPr>
-            <w:r>
-              <w:rPr>
-                <w:rFonts w:hint="default" w:ascii="Arial" w:hAnsi="Arial" w:cs="Arial"/>
-              </w:rPr>
-              <w:t>Optional</w:t>
-            </w:r>
-          </w:p>
-        </w:tc>
-        <w:tc>
-          <w:tcPr>
-            <w:tcW w:w="1656" w:type="dxa"/>
-          </w:tcPr>
-          <w:p>
-            <w:pPr>
-              <w:widowControl w:val="0"/>
-              <w:spacing w:after="0" w:line="240" w:lineRule="auto"/>
-              <w:jc w:val="left"/>
-              <w:rPr>
-                <w:rFonts w:hint="default" w:ascii="Arial" w:hAnsi="Arial" w:cs="Arial"/>
-              </w:rPr>
-            </w:pPr>
-            <w:r>
-              <w:rPr>
-                <w:rFonts w:hint="default" w:ascii="Arial" w:hAnsi="Arial" w:cs="Arial"/>
-              </w:rPr>
-              <w:t>5</w:t>
+            <w:r>
+              <w:t>timestamp</w:t>
+            </w:r>
+          </w:p>
+        </w:tc>
+        <w:tc>
+          <w:tcPr>
+            <w:tcW w:w="1656" w:type="dxa"/>
+          </w:tcPr>
+          <w:p>
+            <w:r>
+              <w:t>NOT NULL</w:t>
+            </w:r>
+          </w:p>
+        </w:tc>
+        <w:tc>
+          <w:tcPr>
+            <w:tcW w:w="1656" w:type="dxa"/>
+          </w:tcPr>
+          <w:p>
+            <w:r>
+              <w:t>2026-09-06 08:00:00</w:t>
             </w:r>
           </w:p>
         </w:tc>
@@ -7662,1027 +7288,8 @@
             <w:tcW w:w="2808" w:type="dxa"/>
           </w:tcPr>
           <w:p>
-            <w:pPr>
-              <w:widowControl w:val="0"/>
-              <w:spacing w:after="0" w:line="240" w:lineRule="auto"/>
-              <w:jc w:val="left"/>
-              <w:rPr>
-                <w:rFonts w:hint="default" w:ascii="Arial" w:hAnsi="Arial" w:cs="Arial"/>
-              </w:rPr>
-            </w:pPr>
-            <w:r>
-              <w:rPr>
-                <w:rFonts w:hint="default" w:ascii="Arial" w:hAnsi="Arial" w:cs="Arial"/>
-              </w:rPr>
-              <w:t>Records the lowest dissolved oxygen concentration in milligrams per liter during the measurement interval.</w:t>
-            </w:r>
-          </w:p>
-        </w:tc>
-      </w:tr>
-      <w:tr>
-        <w:tblPrEx>
-          <w:tblBorders>
-            <w:top w:val="single" w:color="auto" w:sz="4" w:space="0"/>
-            <w:left w:val="single" w:color="auto" w:sz="4" w:space="0"/>
-            <w:bottom w:val="single" w:color="auto" w:sz="4" w:space="0"/>
-            <w:right w:val="single" w:color="auto" w:sz="4" w:space="0"/>
-            <w:insideH w:val="single" w:color="auto" w:sz="4" w:space="0"/>
-            <w:insideV w:val="single" w:color="auto" w:sz="4" w:space="0"/>
-          </w:tblBorders>
-          <w:tblCellMar>
-            <w:top w:w="0" w:type="dxa"/>
-            <w:left w:w="108" w:type="dxa"/>
-            <w:bottom w:w="0" w:type="dxa"/>
-            <w:right w:w="108" w:type="dxa"/>
-          </w:tblCellMar>
-        </w:tblPrEx>
-        <w:trPr>
-          <w:cantSplit/>
-        </w:trPr>
-        <w:tc>
-          <w:tcPr>
-            <w:tcW w:w="1458" w:type="dxa"/>
-          </w:tcPr>
-          <w:p>
-            <w:pPr>
-              <w:widowControl w:val="0"/>
-              <w:spacing w:after="0" w:line="240" w:lineRule="auto"/>
-              <w:jc w:val="left"/>
-              <w:rPr>
-                <w:rFonts w:hint="default" w:ascii="Arial" w:hAnsi="Arial" w:cs="Arial"/>
-              </w:rPr>
-            </w:pPr>
-            <w:r>
-              <w:rPr>
-                <w:rFonts w:hint="default" w:ascii="Arial" w:hAnsi="Arial" w:cs="Arial"/>
-              </w:rPr>
-              <w:t>DO_max</w:t>
-            </w:r>
-          </w:p>
-        </w:tc>
-        <w:tc>
-          <w:tcPr>
-            <w:tcW w:w="1350" w:type="dxa"/>
-          </w:tcPr>
-          <w:p>
-            <w:pPr>
-              <w:widowControl w:val="0"/>
-              <w:spacing w:after="0" w:line="240" w:lineRule="auto"/>
-              <w:jc w:val="left"/>
-              <w:rPr>
-                <w:rFonts w:hint="default" w:ascii="Arial" w:hAnsi="Arial" w:cs="Arial"/>
-              </w:rPr>
-            </w:pPr>
-            <w:r>
-              <w:rPr>
-                <w:rFonts w:hint="default" w:ascii="Arial" w:hAnsi="Arial" w:cs="Arial"/>
-              </w:rPr>
-              <w:t>decimal(5,2)</w:t>
-            </w:r>
-          </w:p>
-        </w:tc>
-        <w:tc>
-          <w:tcPr>
-            <w:tcW w:w="1656" w:type="dxa"/>
-          </w:tcPr>
-          <w:p>
-            <w:pPr>
-              <w:widowControl w:val="0"/>
-              <w:spacing w:after="0" w:line="240" w:lineRule="auto"/>
-              <w:jc w:val="left"/>
-              <w:rPr>
-                <w:rFonts w:hint="default" w:ascii="Arial" w:hAnsi="Arial" w:cs="Arial"/>
-              </w:rPr>
-            </w:pPr>
-            <w:r>
-              <w:rPr>
-                <w:rFonts w:hint="default" w:ascii="Arial" w:hAnsi="Arial" w:cs="Arial"/>
-              </w:rPr>
-              <w:t>Optional</w:t>
-            </w:r>
-          </w:p>
-        </w:tc>
-        <w:tc>
-          <w:tcPr>
-            <w:tcW w:w="1656" w:type="dxa"/>
-          </w:tcPr>
-          <w:p>
-            <w:pPr>
-              <w:widowControl w:val="0"/>
-              <w:spacing w:after="0" w:line="240" w:lineRule="auto"/>
-              <w:jc w:val="left"/>
-              <w:rPr>
-                <w:rFonts w:hint="default" w:ascii="Arial" w:hAnsi="Arial" w:cs="Arial"/>
-              </w:rPr>
-            </w:pPr>
-            <w:r>
-              <w:rPr>
-                <w:rFonts w:hint="default" w:ascii="Arial" w:hAnsi="Arial" w:cs="Arial"/>
-              </w:rPr>
-              <w:t>6</w:t>
-            </w:r>
-          </w:p>
-        </w:tc>
-        <w:tc>
-          <w:tcPr>
-            <w:tcW w:w="2808" w:type="dxa"/>
-          </w:tcPr>
-          <w:p>
-            <w:pPr>
-              <w:widowControl w:val="0"/>
-              <w:spacing w:after="0" w:line="240" w:lineRule="auto"/>
-              <w:jc w:val="left"/>
-              <w:rPr>
-                <w:rFonts w:hint="default" w:ascii="Arial" w:hAnsi="Arial" w:cs="Arial"/>
-              </w:rPr>
-            </w:pPr>
-            <w:r>
-              <w:rPr>
-                <w:rFonts w:hint="default" w:ascii="Arial" w:hAnsi="Arial" w:cs="Arial"/>
-              </w:rPr>
-              <w:t>Records the highest dissolved oxygen concentration in milligrams per liter during the measurement interval.</w:t>
-            </w:r>
-          </w:p>
-        </w:tc>
-      </w:tr>
-      <w:tr>
-        <w:tblPrEx>
-          <w:tblBorders>
-            <w:top w:val="single" w:color="auto" w:sz="4" w:space="0"/>
-            <w:left w:val="single" w:color="auto" w:sz="4" w:space="0"/>
-            <w:bottom w:val="single" w:color="auto" w:sz="4" w:space="0"/>
-            <w:right w:val="single" w:color="auto" w:sz="4" w:space="0"/>
-            <w:insideH w:val="single" w:color="auto" w:sz="4" w:space="0"/>
-            <w:insideV w:val="single" w:color="auto" w:sz="4" w:space="0"/>
-          </w:tblBorders>
-          <w:tblCellMar>
-            <w:top w:w="0" w:type="dxa"/>
-            <w:left w:w="108" w:type="dxa"/>
-            <w:bottom w:w="0" w:type="dxa"/>
-            <w:right w:w="108" w:type="dxa"/>
-          </w:tblCellMar>
-        </w:tblPrEx>
-        <w:trPr>
-          <w:cantSplit/>
-        </w:trPr>
-        <w:tc>
-          <w:tcPr>
-            <w:tcW w:w="1458" w:type="dxa"/>
-          </w:tcPr>
-          <w:p>
-            <w:pPr>
-              <w:widowControl w:val="0"/>
-              <w:spacing w:after="0" w:line="240" w:lineRule="auto"/>
-              <w:jc w:val="left"/>
-              <w:rPr>
-                <w:rFonts w:hint="default" w:ascii="Arial" w:hAnsi="Arial" w:cs="Arial"/>
-              </w:rPr>
-            </w:pPr>
-            <w:r>
-              <w:rPr>
-                <w:rFonts w:hint="default" w:ascii="Arial" w:hAnsi="Arial" w:cs="Arial"/>
-              </w:rPr>
-              <w:t>DO_avg</w:t>
-            </w:r>
-          </w:p>
-        </w:tc>
-        <w:tc>
-          <w:tcPr>
-            <w:tcW w:w="1350" w:type="dxa"/>
-          </w:tcPr>
-          <w:p>
-            <w:pPr>
-              <w:widowControl w:val="0"/>
-              <w:spacing w:after="0" w:line="240" w:lineRule="auto"/>
-              <w:jc w:val="left"/>
-              <w:rPr>
-                <w:rFonts w:hint="default" w:ascii="Arial" w:hAnsi="Arial" w:cs="Arial"/>
-              </w:rPr>
-            </w:pPr>
-            <w:r>
-              <w:rPr>
-                <w:rFonts w:hint="default" w:ascii="Arial" w:hAnsi="Arial" w:cs="Arial"/>
-              </w:rPr>
-              <w:t>decimal(5,2)</w:t>
-            </w:r>
-          </w:p>
-        </w:tc>
-        <w:tc>
-          <w:tcPr>
-            <w:tcW w:w="1656" w:type="dxa"/>
-          </w:tcPr>
-          <w:p>
-            <w:pPr>
-              <w:widowControl w:val="0"/>
-              <w:spacing w:after="0" w:line="240" w:lineRule="auto"/>
-              <w:jc w:val="left"/>
-              <w:rPr>
-                <w:rFonts w:hint="default" w:ascii="Arial" w:hAnsi="Arial" w:cs="Arial"/>
-              </w:rPr>
-            </w:pPr>
-            <w:r>
-              <w:rPr>
-                <w:rFonts w:hint="default" w:ascii="Arial" w:hAnsi="Arial" w:cs="Arial"/>
-              </w:rPr>
-              <w:t>Optional</w:t>
-            </w:r>
-          </w:p>
-        </w:tc>
-        <w:tc>
-          <w:tcPr>
-            <w:tcW w:w="1656" w:type="dxa"/>
-          </w:tcPr>
-          <w:p>
-            <w:pPr>
-              <w:widowControl w:val="0"/>
-              <w:spacing w:after="0" w:line="240" w:lineRule="auto"/>
-              <w:jc w:val="left"/>
-              <w:rPr>
-                <w:rFonts w:hint="default" w:ascii="Arial" w:hAnsi="Arial" w:cs="Arial"/>
-              </w:rPr>
-            </w:pPr>
-            <w:r>
-              <w:rPr>
-                <w:rFonts w:hint="default" w:ascii="Arial" w:hAnsi="Arial" w:cs="Arial"/>
-              </w:rPr>
-              <w:t>5</w:t>
-            </w:r>
-          </w:p>
-        </w:tc>
-        <w:tc>
-          <w:tcPr>
-            <w:tcW w:w="2808" w:type="dxa"/>
-          </w:tcPr>
-          <w:p>
-            <w:pPr>
-              <w:widowControl w:val="0"/>
-              <w:spacing w:after="0" w:line="240" w:lineRule="auto"/>
-              <w:jc w:val="left"/>
-              <w:rPr>
-                <w:rFonts w:hint="default" w:ascii="Arial" w:hAnsi="Arial" w:cs="Arial"/>
-              </w:rPr>
-            </w:pPr>
-            <w:r>
-              <w:rPr>
-                <w:rFonts w:hint="default" w:ascii="Arial" w:hAnsi="Arial" w:cs="Arial"/>
-              </w:rPr>
-              <w:t>Records the average dissolved oxygen concentration in milligrams per liter during the measurement interval.</w:t>
-            </w:r>
-          </w:p>
-        </w:tc>
-      </w:tr>
-      <w:tr>
-        <w:tblPrEx>
-          <w:tblBorders>
-            <w:top w:val="single" w:color="auto" w:sz="4" w:space="0"/>
-            <w:left w:val="single" w:color="auto" w:sz="4" w:space="0"/>
-            <w:bottom w:val="single" w:color="auto" w:sz="4" w:space="0"/>
-            <w:right w:val="single" w:color="auto" w:sz="4" w:space="0"/>
-            <w:insideH w:val="single" w:color="auto" w:sz="4" w:space="0"/>
-            <w:insideV w:val="single" w:color="auto" w:sz="4" w:space="0"/>
-          </w:tblBorders>
-          <w:tblCellMar>
-            <w:top w:w="0" w:type="dxa"/>
-            <w:left w:w="108" w:type="dxa"/>
-            <w:bottom w:w="0" w:type="dxa"/>
-            <w:right w:w="108" w:type="dxa"/>
-          </w:tblCellMar>
-        </w:tblPrEx>
-        <w:trPr>
-          <w:cantSplit/>
-        </w:trPr>
-        <w:tc>
-          <w:tcPr>
-            <w:tcW w:w="1458" w:type="dxa"/>
-          </w:tcPr>
-          <w:p>
-            <w:pPr>
-              <w:widowControl w:val="0"/>
-              <w:spacing w:after="0" w:line="240" w:lineRule="auto"/>
-              <w:jc w:val="left"/>
-              <w:rPr>
-                <w:rFonts w:hint="default" w:ascii="Arial" w:hAnsi="Arial" w:cs="Arial"/>
-              </w:rPr>
-            </w:pPr>
-            <w:r>
-              <w:rPr>
-                <w:rFonts w:hint="default" w:ascii="Arial" w:hAnsi="Arial" w:cs="Arial"/>
-              </w:rPr>
-              <w:t>turbidity_min</w:t>
-            </w:r>
-          </w:p>
-        </w:tc>
-        <w:tc>
-          <w:tcPr>
-            <w:tcW w:w="1350" w:type="dxa"/>
-          </w:tcPr>
-          <w:p>
-            <w:pPr>
-              <w:widowControl w:val="0"/>
-              <w:spacing w:after="0" w:line="240" w:lineRule="auto"/>
-              <w:jc w:val="left"/>
-              <w:rPr>
-                <w:rFonts w:hint="default" w:ascii="Arial" w:hAnsi="Arial" w:cs="Arial"/>
-              </w:rPr>
-            </w:pPr>
-            <w:r>
-              <w:rPr>
-                <w:rFonts w:hint="default" w:ascii="Arial" w:hAnsi="Arial" w:cs="Arial"/>
-              </w:rPr>
-              <w:t>decimal(8,2)</w:t>
-            </w:r>
-          </w:p>
-        </w:tc>
-        <w:tc>
-          <w:tcPr>
-            <w:tcW w:w="1656" w:type="dxa"/>
-          </w:tcPr>
-          <w:p>
-            <w:pPr>
-              <w:widowControl w:val="0"/>
-              <w:spacing w:after="0" w:line="240" w:lineRule="auto"/>
-              <w:jc w:val="left"/>
-              <w:rPr>
-                <w:rFonts w:hint="default" w:ascii="Arial" w:hAnsi="Arial" w:cs="Arial"/>
-              </w:rPr>
-            </w:pPr>
-            <w:r>
-              <w:rPr>
-                <w:rFonts w:hint="default" w:ascii="Arial" w:hAnsi="Arial" w:cs="Arial"/>
-              </w:rPr>
-              <w:t>Optional</w:t>
-            </w:r>
-          </w:p>
-        </w:tc>
-        <w:tc>
-          <w:tcPr>
-            <w:tcW w:w="1656" w:type="dxa"/>
-          </w:tcPr>
-          <w:p>
-            <w:pPr>
-              <w:widowControl w:val="0"/>
-              <w:spacing w:after="0" w:line="240" w:lineRule="auto"/>
-              <w:jc w:val="left"/>
-              <w:rPr>
-                <w:rFonts w:hint="default" w:ascii="Arial" w:hAnsi="Arial" w:cs="Arial"/>
-              </w:rPr>
-            </w:pPr>
-            <w:r>
-              <w:rPr>
-                <w:rFonts w:hint="default" w:ascii="Arial" w:hAnsi="Arial" w:cs="Arial"/>
-              </w:rPr>
-              <w:t>20</w:t>
-            </w:r>
-          </w:p>
-        </w:tc>
-        <w:tc>
-          <w:tcPr>
-            <w:tcW w:w="2808" w:type="dxa"/>
-          </w:tcPr>
-          <w:p>
-            <w:pPr>
-              <w:widowControl w:val="0"/>
-              <w:spacing w:after="0" w:line="240" w:lineRule="auto"/>
-              <w:jc w:val="left"/>
-              <w:rPr>
-                <w:rFonts w:hint="default" w:ascii="Arial" w:hAnsi="Arial" w:cs="Arial"/>
-              </w:rPr>
-            </w:pPr>
-            <w:r>
-              <w:rPr>
-                <w:rFonts w:hint="default" w:ascii="Arial" w:hAnsi="Arial" w:cs="Arial"/>
-              </w:rPr>
-              <w:t>Records the lowest turbidity in NTU during the measurement interval.</w:t>
-            </w:r>
-          </w:p>
-        </w:tc>
-      </w:tr>
-      <w:tr>
-        <w:tblPrEx>
-          <w:tblBorders>
-            <w:top w:val="single" w:color="auto" w:sz="4" w:space="0"/>
-            <w:left w:val="single" w:color="auto" w:sz="4" w:space="0"/>
-            <w:bottom w:val="single" w:color="auto" w:sz="4" w:space="0"/>
-            <w:right w:val="single" w:color="auto" w:sz="4" w:space="0"/>
-            <w:insideH w:val="single" w:color="auto" w:sz="4" w:space="0"/>
-            <w:insideV w:val="single" w:color="auto" w:sz="4" w:space="0"/>
-          </w:tblBorders>
-          <w:tblCellMar>
-            <w:top w:w="0" w:type="dxa"/>
-            <w:left w:w="108" w:type="dxa"/>
-            <w:bottom w:w="0" w:type="dxa"/>
-            <w:right w:w="108" w:type="dxa"/>
-          </w:tblCellMar>
-        </w:tblPrEx>
-        <w:trPr>
-          <w:cantSplit/>
-        </w:trPr>
-        <w:tc>
-          <w:tcPr>
-            <w:tcW w:w="1458" w:type="dxa"/>
-          </w:tcPr>
-          <w:p>
-            <w:pPr>
-              <w:widowControl w:val="0"/>
-              <w:spacing w:after="0" w:line="240" w:lineRule="auto"/>
-              <w:jc w:val="left"/>
-              <w:rPr>
-                <w:rFonts w:hint="default" w:ascii="Arial" w:hAnsi="Arial" w:cs="Arial"/>
-              </w:rPr>
-            </w:pPr>
-            <w:r>
-              <w:rPr>
-                <w:rFonts w:hint="default" w:ascii="Arial" w:hAnsi="Arial" w:cs="Arial"/>
-              </w:rPr>
-              <w:t>turbidity_max</w:t>
-            </w:r>
-          </w:p>
-        </w:tc>
-        <w:tc>
-          <w:tcPr>
-            <w:tcW w:w="1350" w:type="dxa"/>
-          </w:tcPr>
-          <w:p>
-            <w:pPr>
-              <w:widowControl w:val="0"/>
-              <w:spacing w:after="0" w:line="240" w:lineRule="auto"/>
-              <w:jc w:val="left"/>
-              <w:rPr>
-                <w:rFonts w:hint="default" w:ascii="Arial" w:hAnsi="Arial" w:cs="Arial"/>
-              </w:rPr>
-            </w:pPr>
-            <w:r>
-              <w:rPr>
-                <w:rFonts w:hint="default" w:ascii="Arial" w:hAnsi="Arial" w:cs="Arial"/>
-              </w:rPr>
-              <w:t>decimal(8,2)</w:t>
-            </w:r>
-          </w:p>
-        </w:tc>
-        <w:tc>
-          <w:tcPr>
-            <w:tcW w:w="1656" w:type="dxa"/>
-          </w:tcPr>
-          <w:p>
-            <w:pPr>
-              <w:widowControl w:val="0"/>
-              <w:spacing w:after="0" w:line="240" w:lineRule="auto"/>
-              <w:jc w:val="left"/>
-              <w:rPr>
-                <w:rFonts w:hint="default" w:ascii="Arial" w:hAnsi="Arial" w:cs="Arial"/>
-              </w:rPr>
-            </w:pPr>
-            <w:r>
-              <w:rPr>
-                <w:rFonts w:hint="default" w:ascii="Arial" w:hAnsi="Arial" w:cs="Arial"/>
-              </w:rPr>
-              <w:t>Optional</w:t>
-            </w:r>
-          </w:p>
-        </w:tc>
-        <w:tc>
-          <w:tcPr>
-            <w:tcW w:w="1656" w:type="dxa"/>
-          </w:tcPr>
-          <w:p>
-            <w:pPr>
-              <w:widowControl w:val="0"/>
-              <w:spacing w:after="0" w:line="240" w:lineRule="auto"/>
-              <w:jc w:val="left"/>
-              <w:rPr>
-                <w:rFonts w:hint="default" w:ascii="Arial" w:hAnsi="Arial" w:cs="Arial"/>
-              </w:rPr>
-            </w:pPr>
-            <w:r>
-              <w:rPr>
-                <w:rFonts w:hint="default" w:ascii="Arial" w:hAnsi="Arial" w:cs="Arial"/>
-              </w:rPr>
-              <w:t>21</w:t>
-            </w:r>
-          </w:p>
-        </w:tc>
-        <w:tc>
-          <w:tcPr>
-            <w:tcW w:w="2808" w:type="dxa"/>
-          </w:tcPr>
-          <w:p>
-            <w:pPr>
-              <w:widowControl w:val="0"/>
-              <w:spacing w:after="0" w:line="240" w:lineRule="auto"/>
-              <w:jc w:val="left"/>
-              <w:rPr>
-                <w:rFonts w:hint="default" w:ascii="Arial" w:hAnsi="Arial" w:cs="Arial"/>
-              </w:rPr>
-            </w:pPr>
-            <w:r>
-              <w:rPr>
-                <w:rFonts w:hint="default" w:ascii="Arial" w:hAnsi="Arial" w:cs="Arial"/>
-              </w:rPr>
-              <w:t>Records the highest turbidity in NTU during the measurement interval.</w:t>
-            </w:r>
-          </w:p>
-        </w:tc>
-      </w:tr>
-      <w:tr>
-        <w:tblPrEx>
-          <w:tblBorders>
-            <w:top w:val="single" w:color="auto" w:sz="4" w:space="0"/>
-            <w:left w:val="single" w:color="auto" w:sz="4" w:space="0"/>
-            <w:bottom w:val="single" w:color="auto" w:sz="4" w:space="0"/>
-            <w:right w:val="single" w:color="auto" w:sz="4" w:space="0"/>
-            <w:insideH w:val="single" w:color="auto" w:sz="4" w:space="0"/>
-            <w:insideV w:val="single" w:color="auto" w:sz="4" w:space="0"/>
-          </w:tblBorders>
-          <w:tblCellMar>
-            <w:top w:w="0" w:type="dxa"/>
-            <w:left w:w="108" w:type="dxa"/>
-            <w:bottom w:w="0" w:type="dxa"/>
-            <w:right w:w="108" w:type="dxa"/>
-          </w:tblCellMar>
-        </w:tblPrEx>
-        <w:trPr>
-          <w:cantSplit/>
-        </w:trPr>
-        <w:tc>
-          <w:tcPr>
-            <w:tcW w:w="1458" w:type="dxa"/>
-          </w:tcPr>
-          <w:p>
-            <w:pPr>
-              <w:widowControl w:val="0"/>
-              <w:spacing w:after="0" w:line="240" w:lineRule="auto"/>
-              <w:jc w:val="left"/>
-              <w:rPr>
-                <w:rFonts w:hint="default" w:ascii="Arial" w:hAnsi="Arial" w:cs="Arial"/>
-              </w:rPr>
-            </w:pPr>
-            <w:r>
-              <w:rPr>
-                <w:rFonts w:hint="default" w:ascii="Arial" w:hAnsi="Arial" w:cs="Arial"/>
-              </w:rPr>
-              <w:t>turbidity_avg</w:t>
-            </w:r>
-          </w:p>
-        </w:tc>
-        <w:tc>
-          <w:tcPr>
-            <w:tcW w:w="1350" w:type="dxa"/>
-          </w:tcPr>
-          <w:p>
-            <w:pPr>
-              <w:widowControl w:val="0"/>
-              <w:spacing w:after="0" w:line="240" w:lineRule="auto"/>
-              <w:jc w:val="left"/>
-              <w:rPr>
-                <w:rFonts w:hint="default" w:ascii="Arial" w:hAnsi="Arial" w:cs="Arial"/>
-              </w:rPr>
-            </w:pPr>
-            <w:r>
-              <w:rPr>
-                <w:rFonts w:hint="default" w:ascii="Arial" w:hAnsi="Arial" w:cs="Arial"/>
-              </w:rPr>
-              <w:t>decimal(8,2)</w:t>
-            </w:r>
-          </w:p>
-        </w:tc>
-        <w:tc>
-          <w:tcPr>
-            <w:tcW w:w="1656" w:type="dxa"/>
-          </w:tcPr>
-          <w:p>
-            <w:pPr>
-              <w:widowControl w:val="0"/>
-              <w:spacing w:after="0" w:line="240" w:lineRule="auto"/>
-              <w:jc w:val="left"/>
-              <w:rPr>
-                <w:rFonts w:hint="default" w:ascii="Arial" w:hAnsi="Arial" w:cs="Arial"/>
-              </w:rPr>
-            </w:pPr>
-            <w:r>
-              <w:rPr>
-                <w:rFonts w:hint="default" w:ascii="Arial" w:hAnsi="Arial" w:cs="Arial"/>
-              </w:rPr>
-              <w:t>Optional</w:t>
-            </w:r>
-          </w:p>
-        </w:tc>
-        <w:tc>
-          <w:tcPr>
-            <w:tcW w:w="1656" w:type="dxa"/>
-          </w:tcPr>
-          <w:p>
-            <w:pPr>
-              <w:widowControl w:val="0"/>
-              <w:spacing w:after="0" w:line="240" w:lineRule="auto"/>
-              <w:jc w:val="left"/>
-              <w:rPr>
-                <w:rFonts w:hint="default" w:ascii="Arial" w:hAnsi="Arial" w:cs="Arial"/>
-              </w:rPr>
-            </w:pPr>
-            <w:r>
-              <w:rPr>
-                <w:rFonts w:hint="default" w:ascii="Arial" w:hAnsi="Arial" w:cs="Arial"/>
-              </w:rPr>
-              <w:t>20</w:t>
-            </w:r>
-          </w:p>
-        </w:tc>
-        <w:tc>
-          <w:tcPr>
-            <w:tcW w:w="2808" w:type="dxa"/>
-          </w:tcPr>
-          <w:p>
-            <w:pPr>
-              <w:widowControl w:val="0"/>
-              <w:spacing w:after="0" w:line="240" w:lineRule="auto"/>
-              <w:jc w:val="left"/>
-              <w:rPr>
-                <w:rFonts w:hint="default" w:ascii="Arial" w:hAnsi="Arial" w:cs="Arial"/>
-              </w:rPr>
-            </w:pPr>
-            <w:r>
-              <w:rPr>
-                <w:rFonts w:hint="default" w:ascii="Arial" w:hAnsi="Arial" w:cs="Arial"/>
-              </w:rPr>
-              <w:t>Records the average turbidity in NTU during the measurement interval.</w:t>
-            </w:r>
-          </w:p>
-        </w:tc>
-      </w:tr>
-      <w:tr>
-        <w:tblPrEx>
-          <w:tblBorders>
-            <w:top w:val="single" w:color="auto" w:sz="4" w:space="0"/>
-            <w:left w:val="single" w:color="auto" w:sz="4" w:space="0"/>
-            <w:bottom w:val="single" w:color="auto" w:sz="4" w:space="0"/>
-            <w:right w:val="single" w:color="auto" w:sz="4" w:space="0"/>
-            <w:insideH w:val="single" w:color="auto" w:sz="4" w:space="0"/>
-            <w:insideV w:val="single" w:color="auto" w:sz="4" w:space="0"/>
-          </w:tblBorders>
-          <w:tblCellMar>
-            <w:top w:w="0" w:type="dxa"/>
-            <w:left w:w="108" w:type="dxa"/>
-            <w:bottom w:w="0" w:type="dxa"/>
-            <w:right w:w="108" w:type="dxa"/>
-          </w:tblCellMar>
-        </w:tblPrEx>
-        <w:trPr>
-          <w:cantSplit/>
-        </w:trPr>
-        <w:tc>
-          <w:tcPr>
-            <w:tcW w:w="1458" w:type="dxa"/>
-          </w:tcPr>
-          <w:p>
-            <w:pPr>
-              <w:widowControl w:val="0"/>
-              <w:spacing w:after="0" w:line="240" w:lineRule="auto"/>
-              <w:jc w:val="left"/>
-              <w:rPr>
-                <w:rFonts w:hint="default" w:ascii="Arial" w:hAnsi="Arial" w:cs="Arial"/>
-              </w:rPr>
-            </w:pPr>
-            <w:r>
-              <w:rPr>
-                <w:rFonts w:hint="default" w:ascii="Arial" w:hAnsi="Arial" w:cs="Arial"/>
-              </w:rPr>
-              <w:t>water_level</w:t>
-            </w:r>
-          </w:p>
-        </w:tc>
-        <w:tc>
-          <w:tcPr>
-            <w:tcW w:w="1350" w:type="dxa"/>
-          </w:tcPr>
-          <w:p>
-            <w:pPr>
-              <w:widowControl w:val="0"/>
-              <w:spacing w:after="0" w:line="240" w:lineRule="auto"/>
-              <w:jc w:val="left"/>
-              <w:rPr>
-                <w:rFonts w:hint="default" w:ascii="Arial" w:hAnsi="Arial" w:cs="Arial"/>
-              </w:rPr>
-            </w:pPr>
-            <w:r>
-              <w:rPr>
-                <w:rFonts w:hint="default" w:ascii="Arial" w:hAnsi="Arial" w:cs="Arial"/>
-              </w:rPr>
-              <w:t>decimal(6,2)</w:t>
-            </w:r>
-          </w:p>
-        </w:tc>
-        <w:tc>
-          <w:tcPr>
-            <w:tcW w:w="1656" w:type="dxa"/>
-          </w:tcPr>
-          <w:p>
-            <w:pPr>
-              <w:widowControl w:val="0"/>
-              <w:spacing w:after="0" w:line="240" w:lineRule="auto"/>
-              <w:jc w:val="left"/>
-              <w:rPr>
-                <w:rFonts w:hint="default" w:ascii="Arial" w:hAnsi="Arial" w:cs="Arial"/>
-              </w:rPr>
-            </w:pPr>
-            <w:r>
-              <w:rPr>
-                <w:rFonts w:hint="default" w:ascii="Arial" w:hAnsi="Arial" w:cs="Arial"/>
-              </w:rPr>
-              <w:t>Optional</w:t>
-            </w:r>
-          </w:p>
-        </w:tc>
-        <w:tc>
-          <w:tcPr>
-            <w:tcW w:w="1656" w:type="dxa"/>
-          </w:tcPr>
-          <w:p>
-            <w:pPr>
-              <w:widowControl w:val="0"/>
-              <w:spacing w:after="0" w:line="240" w:lineRule="auto"/>
-              <w:jc w:val="left"/>
-              <w:rPr>
-                <w:rFonts w:hint="default" w:ascii="Arial" w:hAnsi="Arial" w:cs="Arial"/>
-              </w:rPr>
-            </w:pPr>
-            <w:r>
-              <w:rPr>
-                <w:rFonts w:hint="default" w:ascii="Arial" w:hAnsi="Arial" w:cs="Arial"/>
-              </w:rPr>
-              <w:t>18.00</w:t>
-            </w:r>
-          </w:p>
-        </w:tc>
-        <w:tc>
-          <w:tcPr>
-            <w:tcW w:w="2808" w:type="dxa"/>
-          </w:tcPr>
-          <w:p>
-            <w:pPr>
-              <w:widowControl w:val="0"/>
-              <w:spacing w:after="0" w:line="240" w:lineRule="auto"/>
-              <w:jc w:val="left"/>
-              <w:rPr>
-                <w:rFonts w:hint="default" w:ascii="Arial" w:hAnsi="Arial" w:cs="Arial"/>
-              </w:rPr>
-            </w:pPr>
-            <w:r>
-              <w:rPr>
-                <w:rFonts w:hint="default" w:ascii="Arial" w:hAnsi="Arial" w:cs="Arial"/>
-              </w:rPr>
-              <w:t>Records the single water-depth value in centimeters for this history interval; water level has no interval min/max/average fields.</w:t>
-            </w:r>
-          </w:p>
-        </w:tc>
-      </w:tr>
-      <w:tr>
-        <w:tblPrEx>
-          <w:tblBorders>
-            <w:top w:val="single" w:color="auto" w:sz="4" w:space="0"/>
-            <w:left w:val="single" w:color="auto" w:sz="4" w:space="0"/>
-            <w:bottom w:val="single" w:color="auto" w:sz="4" w:space="0"/>
-            <w:right w:val="single" w:color="auto" w:sz="4" w:space="0"/>
-            <w:insideH w:val="single" w:color="auto" w:sz="4" w:space="0"/>
-            <w:insideV w:val="single" w:color="auto" w:sz="4" w:space="0"/>
-          </w:tblBorders>
-          <w:tblCellMar>
-            <w:top w:w="0" w:type="dxa"/>
-            <w:left w:w="108" w:type="dxa"/>
-            <w:bottom w:w="0" w:type="dxa"/>
-            <w:right w:w="108" w:type="dxa"/>
-          </w:tblCellMar>
-        </w:tblPrEx>
-        <w:trPr>
-          <w:cantSplit/>
-        </w:trPr>
-        <w:tc>
-          <w:tcPr>
-            <w:tcW w:w="1458" w:type="dxa"/>
-          </w:tcPr>
-          <w:p>
-            <w:pPr>
-              <w:widowControl w:val="0"/>
-              <w:spacing w:after="0" w:line="240" w:lineRule="auto"/>
-              <w:jc w:val="left"/>
-              <w:rPr>
-                <w:rFonts w:hint="default" w:ascii="Arial" w:hAnsi="Arial" w:cs="Arial"/>
-              </w:rPr>
-            </w:pPr>
-            <w:r>
-              <w:rPr>
-                <w:rFonts w:hint="default" w:ascii="Arial" w:hAnsi="Arial" w:cs="Arial"/>
-              </w:rPr>
-              <w:t>feed_level</w:t>
-            </w:r>
-          </w:p>
-        </w:tc>
-        <w:tc>
-          <w:tcPr>
-            <w:tcW w:w="1350" w:type="dxa"/>
-          </w:tcPr>
-          <w:p>
-            <w:pPr>
-              <w:widowControl w:val="0"/>
-              <w:spacing w:after="0" w:line="240" w:lineRule="auto"/>
-              <w:jc w:val="left"/>
-              <w:rPr>
-                <w:rFonts w:hint="default" w:ascii="Arial" w:hAnsi="Arial" w:cs="Arial"/>
-              </w:rPr>
-            </w:pPr>
-            <w:r>
-              <w:rPr>
-                <w:rFonts w:hint="default" w:ascii="Arial" w:hAnsi="Arial" w:cs="Arial"/>
-              </w:rPr>
-              <w:t>decimal(6,2)</w:t>
-            </w:r>
-          </w:p>
-        </w:tc>
-        <w:tc>
-          <w:tcPr>
-            <w:tcW w:w="1656" w:type="dxa"/>
-          </w:tcPr>
-          <w:p>
-            <w:pPr>
-              <w:widowControl w:val="0"/>
-              <w:spacing w:after="0" w:line="240" w:lineRule="auto"/>
-              <w:jc w:val="left"/>
-              <w:rPr>
-                <w:rFonts w:hint="default" w:ascii="Arial" w:hAnsi="Arial" w:cs="Arial"/>
-              </w:rPr>
-            </w:pPr>
-            <w:r>
-              <w:rPr>
-                <w:rFonts w:hint="default" w:ascii="Arial" w:hAnsi="Arial" w:cs="Arial"/>
-              </w:rPr>
-              <w:t>Optional</w:t>
-            </w:r>
-          </w:p>
-        </w:tc>
-        <w:tc>
-          <w:tcPr>
-            <w:tcW w:w="1656" w:type="dxa"/>
-          </w:tcPr>
-          <w:p>
-            <w:pPr>
-              <w:widowControl w:val="0"/>
-              <w:spacing w:after="0" w:line="240" w:lineRule="auto"/>
-              <w:jc w:val="left"/>
-              <w:rPr>
-                <w:rFonts w:hint="default" w:ascii="Arial" w:hAnsi="Arial" w:cs="Arial"/>
-              </w:rPr>
-            </w:pPr>
-            <w:r>
-              <w:rPr>
-                <w:rFonts w:hint="default" w:ascii="Arial" w:hAnsi="Arial" w:cs="Arial"/>
-              </w:rPr>
-              <w:t>68</w:t>
-            </w:r>
-          </w:p>
-        </w:tc>
-        <w:tc>
-          <w:tcPr>
-            <w:tcW w:w="2808" w:type="dxa"/>
-          </w:tcPr>
-          <w:p>
-            <w:pPr>
-              <w:widowControl w:val="0"/>
-              <w:spacing w:after="0" w:line="240" w:lineRule="auto"/>
-              <w:jc w:val="left"/>
-              <w:rPr>
-                <w:rFonts w:hint="default" w:ascii="Arial" w:hAnsi="Arial" w:cs="Arial"/>
-              </w:rPr>
-            </w:pPr>
-            <w:r>
-              <w:rPr>
-                <w:rFonts w:hint="default" w:ascii="Arial" w:hAnsi="Arial" w:cs="Arial"/>
-              </w:rPr>
-              <w:t>Records the hopper sensor reading as a percentage.</w:t>
-            </w:r>
-          </w:p>
-        </w:tc>
-      </w:tr>
-      <w:tr>
-        <w:tblPrEx>
-          <w:tblBorders>
-            <w:top w:val="single" w:color="auto" w:sz="4" w:space="0"/>
-            <w:left w:val="single" w:color="auto" w:sz="4" w:space="0"/>
-            <w:bottom w:val="single" w:color="auto" w:sz="4" w:space="0"/>
-            <w:right w:val="single" w:color="auto" w:sz="4" w:space="0"/>
-            <w:insideH w:val="single" w:color="auto" w:sz="4" w:space="0"/>
-            <w:insideV w:val="single" w:color="auto" w:sz="4" w:space="0"/>
-          </w:tblBorders>
-          <w:tblCellMar>
-            <w:top w:w="0" w:type="dxa"/>
-            <w:left w:w="108" w:type="dxa"/>
-            <w:bottom w:w="0" w:type="dxa"/>
-            <w:right w:w="108" w:type="dxa"/>
-          </w:tblCellMar>
-        </w:tblPrEx>
-        <w:trPr>
-          <w:cantSplit/>
-        </w:trPr>
-        <w:tc>
-          <w:tcPr>
-            <w:tcW w:w="1458" w:type="dxa"/>
-          </w:tcPr>
-          <w:p>
-            <w:pPr>
-              <w:widowControl w:val="0"/>
-              <w:spacing w:after="0" w:line="240" w:lineRule="auto"/>
-              <w:jc w:val="left"/>
-              <w:rPr>
-                <w:rFonts w:hint="default" w:ascii="Arial" w:hAnsi="Arial" w:cs="Arial"/>
-              </w:rPr>
-            </w:pPr>
-            <w:r>
-              <w:rPr>
-                <w:rFonts w:hint="default" w:ascii="Arial" w:hAnsi="Arial" w:cs="Arial"/>
-              </w:rPr>
-              <w:t>recorded_at</w:t>
-            </w:r>
-          </w:p>
-        </w:tc>
-        <w:tc>
-          <w:tcPr>
-            <w:tcW w:w="1350" w:type="dxa"/>
-          </w:tcPr>
-          <w:p>
-            <w:pPr>
-              <w:widowControl w:val="0"/>
-              <w:spacing w:after="0" w:line="240" w:lineRule="auto"/>
-              <w:jc w:val="left"/>
-              <w:rPr>
-                <w:rFonts w:hint="default" w:ascii="Arial" w:hAnsi="Arial" w:cs="Arial"/>
-              </w:rPr>
-            </w:pPr>
-            <w:r>
-              <w:rPr>
-                <w:rFonts w:hint="default" w:ascii="Arial" w:hAnsi="Arial" w:cs="Arial"/>
-              </w:rPr>
-              <w:t>timestamp</w:t>
-            </w:r>
-          </w:p>
-        </w:tc>
-        <w:tc>
-          <w:tcPr>
-            <w:tcW w:w="1656" w:type="dxa"/>
-          </w:tcPr>
-          <w:p>
-            <w:pPr>
-              <w:widowControl w:val="0"/>
-              <w:spacing w:after="0" w:line="240" w:lineRule="auto"/>
-              <w:jc w:val="left"/>
-              <w:rPr>
-                <w:rFonts w:hint="default" w:ascii="Arial" w:hAnsi="Arial" w:cs="Arial"/>
-              </w:rPr>
-            </w:pPr>
-            <w:r>
-              <w:rPr>
-                <w:rFonts w:hint="default" w:ascii="Arial" w:hAnsi="Arial" w:cs="Arial"/>
-              </w:rPr>
-              <w:t>NOT NULL</w:t>
-            </w:r>
-          </w:p>
-        </w:tc>
-        <w:tc>
-          <w:tcPr>
-            <w:tcW w:w="1656" w:type="dxa"/>
-          </w:tcPr>
-          <w:p>
-            <w:pPr>
-              <w:widowControl w:val="0"/>
-              <w:spacing w:after="0" w:line="240" w:lineRule="auto"/>
-              <w:jc w:val="left"/>
-              <w:rPr>
-                <w:rFonts w:hint="default" w:ascii="Arial" w:hAnsi="Arial" w:cs="Arial"/>
-              </w:rPr>
-            </w:pPr>
-            <w:r>
-              <w:rPr>
-                <w:rFonts w:hint="default" w:ascii="Arial" w:hAnsi="Arial" w:cs="Arial"/>
-              </w:rPr>
-              <w:t>2026-09-06 08:00:00</w:t>
-            </w:r>
-          </w:p>
-        </w:tc>
-        <w:tc>
-          <w:tcPr>
-            <w:tcW w:w="2808" w:type="dxa"/>
-          </w:tcPr>
-          <w:p>
-            <w:pPr>
-              <w:widowControl w:val="0"/>
-              <w:spacing w:after="0" w:line="240" w:lineRule="auto"/>
-              <w:jc w:val="left"/>
-              <w:rPr>
-                <w:rFonts w:hint="default" w:ascii="Arial" w:hAnsi="Arial" w:cs="Arial"/>
-              </w:rPr>
-            </w:pPr>
-            <w:r>
-              <w:rPr>
-                <w:rFonts w:hint="default" w:ascii="Arial" w:hAnsi="Arial" w:cs="Arial"/>
-              </w:rPr>
-              <w:t>Records when the ESP32 collected the sensor reading.</w:t>
+            <w:r>
+              <w:t>Records the timestamp assigned to this 10-minute history entry.</w:t>
             </w:r>
           </w:p>
         </w:tc>

--- a/docs/Deliverables/Data Dictionary.docx
+++ b/docs/Deliverables/Data Dictionary.docx
@@ -5832,7 +5832,7 @@
               <w:rPr>
                 <w:rFonts w:hint="default" w:ascii="Arial" w:hAnsi="Arial" w:cs="Arial"/>
               </w:rPr>
-              <w:t>20</w:t>
+              <w:t>Sensor-specific configured value</w:t>
             </w:r>
           </w:p>
         </w:tc>
@@ -5852,7 +5852,7 @@
               <w:rPr>
                 <w:rFonts w:hint="default" w:ascii="Arial" w:hAnsi="Arial" w:cs="Arial"/>
               </w:rPr>
-              <w:t>Lower range bound for temperature, pH, dissolved oxygen, or turbidity. Not used for water_level or feed_level.</w:t>
+              <w:t>Configured lower threshold for temperature, pH, dissolved oxygen, or turbidity; not a minimum reading captured within a 10-minute window. Not used for water_level or feed_level.</w:t>
             </w:r>
           </w:p>
         </w:tc>
@@ -5955,7 +5955,7 @@
               <w:rPr>
                 <w:rFonts w:hint="default" w:ascii="Arial" w:hAnsi="Arial" w:cs="Arial"/>
               </w:rPr>
-              <w:t>100</w:t>
+              <w:t>Sensor-specific configured value</w:t>
             </w:r>
           </w:p>
         </w:tc>
@@ -5975,7 +5975,7 @@
               <w:rPr>
                 <w:rFonts w:hint="default" w:ascii="Arial" w:hAnsi="Arial" w:cs="Arial"/>
               </w:rPr>
-              <w:t>Upper range bound for temperature, pH, dissolved oxygen, or turbidity. Not used for water_level or feed_level.</w:t>
+              <w:t>Configured upper threshold for temperature, pH, dissolved oxygen, or turbidity; not a maximum reading captured within a 10-minute window. Not used for water_level or feed_level.</w:t>
             </w:r>
           </w:p>
         </w:tc>

--- a/docs/Deliverables/Data Dictionary.docx
+++ b/docs/Deliverables/Data Dictionary.docx
@@ -5891,7 +5891,7 @@
               <w:jc w:val="both"/>
             </w:pPr>
             <w:r>
-              <w:t>Records the timestamp assigned to this 10-minute history entry.</w:t>
+              <w:t>Records the timestamp for this history aggregation window. The ESP32 is configured to create entries in nominal 10-minute windows; connectivity or processing delays may postpone upload. Buffered entries retain their capture time, so recorded_at may be earlier than the Firestore arrival time.</w:t>
             </w:r>
           </w:p>
         </w:tc>
@@ -9138,441 +9138,6 @@
         <w:jc w:val="center"/>
       </w:pPr>
       <w:r>
-        <w:t>Table 11.1</w:t>
-      </w:r>
-    </w:p>
-    <w:p>
-      <w:pPr>
-        <w:keepNext/>
-        <w:jc w:val="center"/>
-      </w:pPr>
-      <w:r>
-        <w:rPr>
-          <w:b/>
-          <w:bCs/>
-        </w:rPr>
-        <w:t xml:space="preserve">feeder_policy Table </w:t>
-      </w:r>
-    </w:p>
-    <w:tbl>
-      <w:tblPr>
-        <w:tblStyle w:val="16"/>
-        <w:tblW w:w="8928" w:type="dxa"/>
-        <w:tblInd w:w="0" w:type="dxa"/>
-        <w:tblBorders>
-          <w:top w:val="single" w:color="auto" w:sz="4" w:space="0"/>
-          <w:left w:val="single" w:color="auto" w:sz="4" w:space="0"/>
-          <w:bottom w:val="single" w:color="auto" w:sz="4" w:space="0"/>
-          <w:right w:val="single" w:color="auto" w:sz="4" w:space="0"/>
-          <w:insideH w:val="single" w:color="auto" w:sz="4" w:space="0"/>
-          <w:insideV w:val="single" w:color="auto" w:sz="4" w:space="0"/>
-        </w:tblBorders>
-        <w:tblLayout w:type="fixed"/>
-        <w:tblCellMar>
-          <w:top w:w="0" w:type="dxa"/>
-          <w:left w:w="108" w:type="dxa"/>
-          <w:bottom w:w="0" w:type="dxa"/>
-          <w:right w:w="108" w:type="dxa"/>
-        </w:tblCellMar>
-      </w:tblPr>
-      <w:tblGrid>
-        <w:gridCol w:w="1458"/>
-        <w:gridCol w:w="1350"/>
-        <w:gridCol w:w="1656"/>
-        <w:gridCol w:w="1656"/>
-        <w:gridCol w:w="2808"/>
-      </w:tblGrid>
-      <w:tr>
-        <w:tblPrEx>
-          <w:tblBorders>
-            <w:top w:val="single" w:color="auto" w:sz="4" w:space="0"/>
-            <w:left w:val="single" w:color="auto" w:sz="4" w:space="0"/>
-            <w:bottom w:val="single" w:color="auto" w:sz="4" w:space="0"/>
-            <w:right w:val="single" w:color="auto" w:sz="4" w:space="0"/>
-            <w:insideH w:val="single" w:color="auto" w:sz="4" w:space="0"/>
-            <w:insideV w:val="single" w:color="auto" w:sz="4" w:space="0"/>
-          </w:tblBorders>
-          <w:tblCellMar>
-            <w:top w:w="0" w:type="dxa"/>
-            <w:left w:w="108" w:type="dxa"/>
-            <w:bottom w:w="0" w:type="dxa"/>
-            <w:right w:w="108" w:type="dxa"/>
-          </w:tblCellMar>
-        </w:tblPrEx>
-        <w:trPr>
-          <w:cantSplit/>
-          <w:tblHeader/>
-        </w:trPr>
-        <w:tc>
-          <w:tcPr>
-            <w:tcW w:w="1458" w:type="dxa"/>
-          </w:tcPr>
-          <w:p>
-            <w:pPr>
-              <w:keepNext/>
-              <w:widowControl w:val="0"/>
-              <w:spacing w:after="0" w:line="240" w:lineRule="auto"/>
-              <w:jc w:val="left"/>
-            </w:pPr>
-            <w:r>
-              <w:t>Field Name</w:t>
-            </w:r>
-          </w:p>
-        </w:tc>
-        <w:tc>
-          <w:tcPr>
-            <w:tcW w:w="1350" w:type="dxa"/>
-          </w:tcPr>
-          <w:p>
-            <w:pPr>
-              <w:keepNext/>
-              <w:widowControl w:val="0"/>
-              <w:spacing w:after="0" w:line="240" w:lineRule="auto"/>
-              <w:jc w:val="left"/>
-            </w:pPr>
-            <w:r>
-              <w:t>Data Type</w:t>
-            </w:r>
-          </w:p>
-        </w:tc>
-        <w:tc>
-          <w:tcPr>
-            <w:tcW w:w="1656" w:type="dxa"/>
-          </w:tcPr>
-          <w:p>
-            <w:pPr>
-              <w:keepNext/>
-              <w:widowControl w:val="0"/>
-              <w:spacing w:after="0" w:line="240" w:lineRule="auto"/>
-              <w:jc w:val="left"/>
-            </w:pPr>
-            <w:r>
-              <w:t>Constraint</w:t>
-            </w:r>
-          </w:p>
-        </w:tc>
-        <w:tc>
-          <w:tcPr>
-            <w:tcW w:w="1656" w:type="dxa"/>
-          </w:tcPr>
-          <w:p>
-            <w:pPr>
-              <w:keepNext/>
-              <w:widowControl w:val="0"/>
-              <w:spacing w:after="0" w:line="240" w:lineRule="auto"/>
-              <w:jc w:val="left"/>
-            </w:pPr>
-            <w:r>
-              <w:t>Format</w:t>
-            </w:r>
-          </w:p>
-        </w:tc>
-        <w:tc>
-          <w:tcPr>
-            <w:tcW w:w="2808" w:type="dxa"/>
-          </w:tcPr>
-          <w:p>
-            <w:pPr>
-              <w:keepNext/>
-              <w:widowControl w:val="0"/>
-              <w:spacing w:after="0" w:line="240" w:lineRule="auto"/>
-              <w:jc w:val="left"/>
-            </w:pPr>
-            <w:r>
-              <w:t>Description</w:t>
-            </w:r>
-          </w:p>
-        </w:tc>
-      </w:tr>
-      <w:tr>
-        <w:tblPrEx>
-          <w:tblBorders>
-            <w:top w:val="single" w:color="auto" w:sz="4" w:space="0"/>
-            <w:left w:val="single" w:color="auto" w:sz="4" w:space="0"/>
-            <w:bottom w:val="single" w:color="auto" w:sz="4" w:space="0"/>
-            <w:right w:val="single" w:color="auto" w:sz="4" w:space="0"/>
-            <w:insideH w:val="single" w:color="auto" w:sz="4" w:space="0"/>
-            <w:insideV w:val="single" w:color="auto" w:sz="4" w:space="0"/>
-          </w:tblBorders>
-          <w:tblCellMar>
-            <w:top w:w="0" w:type="dxa"/>
-            <w:left w:w="108" w:type="dxa"/>
-            <w:bottom w:w="0" w:type="dxa"/>
-            <w:right w:w="108" w:type="dxa"/>
-          </w:tblCellMar>
-        </w:tblPrEx>
-        <w:trPr>
-          <w:cantSplit/>
-        </w:trPr>
-        <w:tc>
-          <w:tcPr>
-            <w:tcW w:w="1458" w:type="dxa"/>
-          </w:tcPr>
-          <w:p>
-            <w:pPr>
-              <w:widowControl w:val="0"/>
-              <w:spacing w:after="0" w:line="240" w:lineRule="auto"/>
-              <w:jc w:val="left"/>
-            </w:pPr>
-            <w:r>
-              <w:t>tank_id</w:t>
-            </w:r>
-          </w:p>
-        </w:tc>
-        <w:tc>
-          <w:tcPr>
-            <w:tcW w:w="1350" w:type="dxa"/>
-          </w:tcPr>
-          <w:p>
-            <w:pPr>
-              <w:widowControl w:val="0"/>
-              <w:spacing w:after="0" w:line="240" w:lineRule="auto"/>
-              <w:jc w:val="left"/>
-            </w:pPr>
-            <w:r>
-              <w:t>varchar</w:t>
-            </w:r>
-          </w:p>
-        </w:tc>
-        <w:tc>
-          <w:tcPr>
-            <w:tcW w:w="1656" w:type="dxa"/>
-          </w:tcPr>
-          <w:p>
-            <w:pPr>
-              <w:widowControl w:val="0"/>
-              <w:jc w:val="both"/>
-            </w:pPr>
-            <w:r>
-              <w:t>PRIMARY KEY; FOREIGN KEY; NOT NULL</w:t>
-            </w:r>
-          </w:p>
-        </w:tc>
-        <w:tc>
-          <w:tcPr>
-            <w:tcW w:w="1656" w:type="dxa"/>
-          </w:tcPr>
-          <w:p>
-            <w:pPr>
-              <w:widowControl w:val="0"/>
-              <w:jc w:val="both"/>
-            </w:pPr>
-            <w:r>
-              <w:t>Firestore tanks/{tankId} document ID (currently UID-based)</w:t>
-            </w:r>
-          </w:p>
-        </w:tc>
-        <w:tc>
-          <w:tcPr>
-            <w:tcW w:w="2808" w:type="dxa"/>
-          </w:tcPr>
-          <w:p>
-            <w:pPr>
-              <w:widowControl w:val="0"/>
-              <w:jc w:val="both"/>
-            </w:pPr>
-            <w:r>
-              <w:t>Identifies the tank with the shared schedule policy; the tank ID is the parent path.</w:t>
-            </w:r>
-          </w:p>
-        </w:tc>
-      </w:tr>
-      <w:tr>
-        <w:tblPrEx>
-          <w:tblBorders>
-            <w:top w:val="single" w:color="auto" w:sz="4" w:space="0"/>
-            <w:left w:val="single" w:color="auto" w:sz="4" w:space="0"/>
-            <w:bottom w:val="single" w:color="auto" w:sz="4" w:space="0"/>
-            <w:right w:val="single" w:color="auto" w:sz="4" w:space="0"/>
-            <w:insideH w:val="single" w:color="auto" w:sz="4" w:space="0"/>
-            <w:insideV w:val="single" w:color="auto" w:sz="4" w:space="0"/>
-          </w:tblBorders>
-          <w:tblCellMar>
-            <w:top w:w="0" w:type="dxa"/>
-            <w:left w:w="108" w:type="dxa"/>
-            <w:bottom w:w="0" w:type="dxa"/>
-            <w:right w:w="108" w:type="dxa"/>
-          </w:tblCellMar>
-        </w:tblPrEx>
-        <w:trPr>
-          <w:cantSplit/>
-        </w:trPr>
-        <w:tc>
-          <w:tcPr>
-            <w:tcW w:w="1458" w:type="dxa"/>
-          </w:tcPr>
-          <w:p>
-            <w:pPr>
-              <w:widowControl w:val="0"/>
-              <w:spacing w:after="0" w:line="240" w:lineRule="auto"/>
-              <w:jc w:val="left"/>
-            </w:pPr>
-            <w:r>
-              <w:t>allow_water_quality_override</w:t>
-            </w:r>
-          </w:p>
-        </w:tc>
-        <w:tc>
-          <w:tcPr>
-            <w:tcW w:w="1350" w:type="dxa"/>
-          </w:tcPr>
-          <w:p>
-            <w:pPr>
-              <w:widowControl w:val="0"/>
-              <w:spacing w:after="0" w:line="240" w:lineRule="auto"/>
-              <w:jc w:val="left"/>
-            </w:pPr>
-            <w:r>
-              <w:t>boolean</w:t>
-            </w:r>
-          </w:p>
-        </w:tc>
-        <w:tc>
-          <w:tcPr>
-            <w:tcW w:w="1656" w:type="dxa"/>
-          </w:tcPr>
-          <w:p>
-            <w:pPr>
-              <w:widowControl w:val="0"/>
-              <w:jc w:val="both"/>
-            </w:pPr>
-            <w:r>
-              <w:t>NOT NULL; DEFAULT false</w:t>
-            </w:r>
-          </w:p>
-        </w:tc>
-        <w:tc>
-          <w:tcPr>
-            <w:tcW w:w="1656" w:type="dxa"/>
-          </w:tcPr>
-          <w:p>
-            <w:pPr>
-              <w:widowControl w:val="0"/>
-              <w:jc w:val="both"/>
-            </w:pPr>
-            <w:r>
-              <w:t>true | false</w:t>
-            </w:r>
-          </w:p>
-        </w:tc>
-        <w:tc>
-          <w:tcPr>
-            <w:tcW w:w="2808" w:type="dxa"/>
-          </w:tcPr>
-          <w:p>
-            <w:pPr>
-              <w:widowControl w:val="0"/>
-              <w:jc w:val="both"/>
-            </w:pPr>
-            <w:r>
-              <w:t>One shared opt-in for manual Feed Now and scheduled feedings when temperature, pH, dissolved oxygen, or turbidity is outside its configured range. It applies only to these range violations; missing, stale, or faulty sensors, turbidity sensor-in-air detection, critical feed-level safety, and other guards still block feeding.</w:t>
-            </w:r>
-          </w:p>
-        </w:tc>
-      </w:tr>
-      <w:tr>
-        <w:tblPrEx>
-          <w:tblBorders>
-            <w:top w:val="single" w:color="auto" w:sz="4" w:space="0"/>
-            <w:left w:val="single" w:color="auto" w:sz="4" w:space="0"/>
-            <w:bottom w:val="single" w:color="auto" w:sz="4" w:space="0"/>
-            <w:right w:val="single" w:color="auto" w:sz="4" w:space="0"/>
-            <w:insideH w:val="single" w:color="auto" w:sz="4" w:space="0"/>
-            <w:insideV w:val="single" w:color="auto" w:sz="4" w:space="0"/>
-          </w:tblBorders>
-          <w:tblCellMar>
-            <w:top w:w="0" w:type="dxa"/>
-            <w:left w:w="108" w:type="dxa"/>
-            <w:bottom w:w="0" w:type="dxa"/>
-            <w:right w:w="108" w:type="dxa"/>
-          </w:tblCellMar>
-        </w:tblPrEx>
-        <w:trPr>
-          <w:cantSplit/>
-        </w:trPr>
-        <w:tc>
-          <w:tcPr>
-            <w:tcW w:w="1458" w:type="dxa"/>
-          </w:tcPr>
-          <w:p>
-            <w:pPr>
-              <w:widowControl w:val="0"/>
-              <w:spacing w:after="0" w:line="240" w:lineRule="auto"/>
-              <w:jc w:val="left"/>
-            </w:pPr>
-            <w:r>
-              <w:t>updated_at</w:t>
-            </w:r>
-          </w:p>
-        </w:tc>
-        <w:tc>
-          <w:tcPr>
-            <w:tcW w:w="1350" w:type="dxa"/>
-          </w:tcPr>
-          <w:p>
-            <w:pPr>
-              <w:widowControl w:val="0"/>
-              <w:spacing w:after="0" w:line="240" w:lineRule="auto"/>
-              <w:jc w:val="left"/>
-            </w:pPr>
-            <w:r>
-              <w:t>timestamp</w:t>
-            </w:r>
-          </w:p>
-        </w:tc>
-        <w:tc>
-          <w:tcPr>
-            <w:tcW w:w="1656" w:type="dxa"/>
-          </w:tcPr>
-          <w:p>
-            <w:pPr>
-              <w:widowControl w:val="0"/>
-              <w:spacing w:after="0" w:line="240" w:lineRule="auto"/>
-              <w:jc w:val="left"/>
-            </w:pPr>
-            <w:r>
-              <w:t>Optional</w:t>
-            </w:r>
-          </w:p>
-        </w:tc>
-        <w:tc>
-          <w:tcPr>
-            <w:tcW w:w="1656" w:type="dxa"/>
-          </w:tcPr>
-          <w:p>
-            <w:pPr>
-              <w:widowControl w:val="0"/>
-              <w:spacing w:after="0" w:line="240" w:lineRule="auto"/>
-              <w:jc w:val="left"/>
-            </w:pPr>
-            <w:r>
-              <w:t>2026-09-06 08:00:00</w:t>
-            </w:r>
-          </w:p>
-        </w:tc>
-        <w:tc>
-          <w:tcPr>
-            <w:tcW w:w="2808" w:type="dxa"/>
-          </w:tcPr>
-          <w:p>
-            <w:pPr>
-              <w:widowControl w:val="0"/>
-              <w:spacing w:after="0" w:line="240" w:lineRule="auto"/>
-              <w:jc w:val="left"/>
-            </w:pPr>
-            <w:r>
-              <w:t>Records when the shared manual and scheduled feeding policy was last changed.</w:t>
-            </w:r>
-          </w:p>
-        </w:tc>
-      </w:tr>
-    </w:tbl>
-    <w:p>
-      <w:pPr>
-        <w:keepNext/>
-        <w:jc w:val="center"/>
-      </w:pPr>
-      <w:r>
         <w:t>Table 12</w:t>
       </w:r>
     </w:p>
@@ -11984,94 +11549,6 @@
           </w:p>
         </w:tc>
       </w:tr>
-      <w:tr>
-        <w:tblPrEx>
-          <w:tblBorders>
-            <w:top w:val="single" w:color="auto" w:sz="4" w:space="0"/>
-            <w:left w:val="single" w:color="auto" w:sz="4" w:space="0"/>
-            <w:bottom w:val="single" w:color="auto" w:sz="4" w:space="0"/>
-            <w:right w:val="single" w:color="auto" w:sz="4" w:space="0"/>
-            <w:insideH w:val="single" w:color="auto" w:sz="4" w:space="0"/>
-            <w:insideV w:val="single" w:color="auto" w:sz="4" w:space="0"/>
-          </w:tblBorders>
-          <w:tblCellMar>
-            <w:top w:w="0" w:type="dxa"/>
-            <w:left w:w="108" w:type="dxa"/>
-            <w:bottom w:w="0" w:type="dxa"/>
-            <w:right w:w="108" w:type="dxa"/>
-          </w:tblCellMar>
-        </w:tblPrEx>
-        <w:tc>
-          <w:tcPr>
-            <w:tcW w:w="1458" w:type="dxa"/>
-          </w:tcPr>
-          <w:p>
-            <w:pPr>
-              <w:widowControl w:val="0"/>
-              <w:jc w:val="both"/>
-            </w:pPr>
-            <w:r>
-              <w:t>allow_water_quality_override</w:t>
-            </w:r>
-          </w:p>
-        </w:tc>
-        <w:tc>
-          <w:tcPr>
-            <w:tcW w:w="1350" w:type="dxa"/>
-          </w:tcPr>
-          <w:p>
-            <w:pPr>
-              <w:widowControl w:val="0"/>
-              <w:jc w:val="both"/>
-            </w:pPr>
-            <w:r>
-              <w:t>boolean</w:t>
-            </w:r>
-          </w:p>
-        </w:tc>
-        <w:tc>
-          <w:tcPr>
-            <w:tcW w:w="1656" w:type="dxa"/>
-          </w:tcPr>
-          <w:p>
-            <w:pPr>
-              <w:widowControl w:val="0"/>
-              <w:jc w:val="both"/>
-            </w:pPr>
-            <w:r>
-              <w:t>Optional; deprecated legacy field; ignored by current app and firmware</w:t>
-            </w:r>
-          </w:p>
-        </w:tc>
-        <w:tc>
-          <w:tcPr>
-            <w:tcW w:w="1656" w:type="dxa"/>
-          </w:tcPr>
-          <w:p>
-            <w:pPr>
-              <w:widowControl w:val="0"/>
-              <w:jc w:val="both"/>
-            </w:pPr>
-            <w:r>
-              <w:t>true | false</w:t>
-            </w:r>
-          </w:p>
-        </w:tc>
-        <w:tc>
-          <w:tcPr>
-            <w:tcW w:w="2808" w:type="dxa"/>
-          </w:tcPr>
-          <w:p>
-            <w:pPr>
-              <w:widowControl w:val="0"/>
-              <w:jc w:val="both"/>
-            </w:pPr>
-            <w:r>
-              <w:t>Deprecated per-command flag. The current app does not write it and firmware ignores it. Manual Feed Now and scheduled feedings both use feeder_policy.allow_water_quality_override. The shared setting permits configured water-quality range violations only; sensor faults, stale readings, turbidity sensor-in-air detection, critical feed-level safety, and other guards still block feeding.</w:t>
-            </w:r>
-          </w:p>
-        </w:tc>
-      </w:tr>
     </w:tbl>
     <w:p/>
     <w:p>
@@ -12970,11 +12447,6 @@
             <w:tcW w:w="1656" w:type="dxa"/>
           </w:tcPr>
           <w:p>
-            <w:pPr>
-              <w:widowControl w:val="0"/>
-              <w:spacing w:after="0" w:line="240" w:lineRule="auto"/>
-              <w:jc w:val="left"/>
-            </w:pPr>
             <w:r>
               <w:t>completed | forced | skipped_insufficient | blocked | failed</w:t>
             </w:r>
@@ -12985,13 +12457,8 @@
             <w:tcW w:w="2808" w:type="dxa"/>
           </w:tcPr>
           <w:p>
-            <w:pPr>
-              <w:widowControl w:val="0"/>
-              <w:spacing w:after="0" w:line="240" w:lineRule="auto"/>
-              <w:jc w:val="left"/>
-            </w:pPr>
-            <w:r>
-              <w:t>Shows the feeding result when available; non-terminal audit entries may have no result.</w:t>
+            <w:r>
+              <w:t>Shows the feeding result when available; forced means a physical-button confirmation of a schedule collision. Non-terminal audit entries may have no result.</w:t>
             </w:r>
           </w:p>
         </w:tc>
@@ -13932,6 +13399,77 @@
           </w:p>
         </w:tc>
       </w:tr>
+      <w:tr>
+        <w:tblPrEx>
+          <w:tblBorders>
+            <w:top w:val="single" w:color="auto" w:sz="4" w:space="0"/>
+            <w:left w:val="single" w:color="auto" w:sz="4" w:space="0"/>
+            <w:bottom w:val="single" w:color="auto" w:sz="4" w:space="0"/>
+            <w:right w:val="single" w:color="auto" w:sz="4" w:space="0"/>
+            <w:insideH w:val="single" w:color="auto" w:sz="4" w:space="0"/>
+            <w:insideV w:val="single" w:color="auto" w:sz="4" w:space="0"/>
+          </w:tblBorders>
+          <w:tblCellMar>
+            <w:top w:w="0" w:type="dxa"/>
+            <w:left w:w="108" w:type="dxa"/>
+            <w:bottom w:w="0" w:type="dxa"/>
+            <w:right w:w="108" w:type="dxa"/>
+          </w:tblCellMar>
+        </w:tblPrEx>
+        <w:trPr>
+          <w:cantSplit/>
+        </w:trPr>
+        <w:tc>
+          <w:tcPr>
+            <w:tcW w:w="1458" w:type="dxa"/>
+          </w:tcPr>
+          <w:p>
+            <w:r>
+              <w:t>water_quality_warning</w:t>
+            </w:r>
+          </w:p>
+        </w:tc>
+        <w:tc>
+          <w:tcPr>
+            <w:tcW w:w="1350" w:type="dxa"/>
+          </w:tcPr>
+          <w:p>
+            <w:r>
+              <w:t>text</w:t>
+            </w:r>
+          </w:p>
+        </w:tc>
+        <w:tc>
+          <w:tcPr>
+            <w:tcW w:w="1656" w:type="dxa"/>
+          </w:tcPr>
+          <w:p>
+            <w:r>
+              <w:t>Optional</w:t>
+            </w:r>
+          </w:p>
+        </w:tc>
+        <w:tc>
+          <w:tcPr>
+            <w:tcW w:w="1656" w:type="dxa"/>
+          </w:tcPr>
+          <w:p>
+            <w:r>
+              <w:t>Temperature high: 33.0 C (max 32.0 C)</w:t>
+            </w:r>
+          </w:p>
+        </w:tc>
+        <w:tc>
+          <w:tcPr>
+            <w:tcW w:w="2808" w:type="dxa"/>
+          </w:tcPr>
+          <w:p>
+            <w:r>
+              <w:t>Records valid water-quality readings outside configured ranges during a successfully dispensed feed. It is a warning only and does not indicate that feeding was blocked.</w:t>
+            </w:r>
+          </w:p>
+        </w:tc>
+      </w:tr>
     </w:tbl>
     <w:p/>
     <w:p>
@@ -13952,7 +13490,7 @@
         <w:rPr>
           <w:b/>
         </w:rPr>
-        <w:t>water_quality_anomaly_detections</w:t>
+        <w:t>water_quality_anomaly_detection_history</w:t>
       </w:r>
     </w:p>
     <w:tbl>
@@ -14360,7 +13898,7 @@
               <w:jc w:val="both"/>
             </w:pPr>
             <w:r>
-              <w:t>current | YYYYMMDDTHHMMSS; Firestore document ID, not a stored field</w:t>
+              <w:t>YYYYMMDDTHHMMSS; Firestore document ID, not a stored field</w:t>
             </w:r>
           </w:p>
         </w:tc>
@@ -14374,7 +13912,7 @@
               <w:jc w:val="both"/>
             </w:pPr>
             <w:r>
-              <w:t>Identifies the current-result document or timestamped history document. The current result is stored at tanks/{tankId}/water_quality_anomaly_detections/current; history is stored at tanks/{tankId}/water_quality_anomaly_detection_history/{detectionId}.</w:t>
+              <w:t>Identifies a timestamped history document. The app uses the record with the newest processed_at value as the latest result; no separate current-result document is written.</w:t>
             </w:r>
           </w:p>
         </w:tc>

--- a/docs/Deliverables/Data Dictionary.docx
+++ b/docs/Deliverables/Data Dictionary.docx
@@ -13395,77 +13395,6 @@
             </w:pPr>
             <w:r>
               <w:t>Records when the feeder operation was logged.</w:t>
-            </w:r>
-          </w:p>
-        </w:tc>
-      </w:tr>
-      <w:tr>
-        <w:tblPrEx>
-          <w:tblBorders>
-            <w:top w:val="single" w:color="auto" w:sz="4" w:space="0"/>
-            <w:left w:val="single" w:color="auto" w:sz="4" w:space="0"/>
-            <w:bottom w:val="single" w:color="auto" w:sz="4" w:space="0"/>
-            <w:right w:val="single" w:color="auto" w:sz="4" w:space="0"/>
-            <w:insideH w:val="single" w:color="auto" w:sz="4" w:space="0"/>
-            <w:insideV w:val="single" w:color="auto" w:sz="4" w:space="0"/>
-          </w:tblBorders>
-          <w:tblCellMar>
-            <w:top w:w="0" w:type="dxa"/>
-            <w:left w:w="108" w:type="dxa"/>
-            <w:bottom w:w="0" w:type="dxa"/>
-            <w:right w:w="108" w:type="dxa"/>
-          </w:tblCellMar>
-        </w:tblPrEx>
-        <w:trPr>
-          <w:cantSplit/>
-        </w:trPr>
-        <w:tc>
-          <w:tcPr>
-            <w:tcW w:w="1458" w:type="dxa"/>
-          </w:tcPr>
-          <w:p>
-            <w:r>
-              <w:t>water_quality_warning</w:t>
-            </w:r>
-          </w:p>
-        </w:tc>
-        <w:tc>
-          <w:tcPr>
-            <w:tcW w:w="1350" w:type="dxa"/>
-          </w:tcPr>
-          <w:p>
-            <w:r>
-              <w:t>text</w:t>
-            </w:r>
-          </w:p>
-        </w:tc>
-        <w:tc>
-          <w:tcPr>
-            <w:tcW w:w="1656" w:type="dxa"/>
-          </w:tcPr>
-          <w:p>
-            <w:r>
-              <w:t>Optional</w:t>
-            </w:r>
-          </w:p>
-        </w:tc>
-        <w:tc>
-          <w:tcPr>
-            <w:tcW w:w="1656" w:type="dxa"/>
-          </w:tcPr>
-          <w:p>
-            <w:r>
-              <w:t>Temperature high: 33.0 C (max 32.0 C)</w:t>
-            </w:r>
-          </w:p>
-        </w:tc>
-        <w:tc>
-          <w:tcPr>
-            <w:tcW w:w="2808" w:type="dxa"/>
-          </w:tcPr>
-          <w:p>
-            <w:r>
-              <w:t>Records valid water-quality readings outside configured ranges during a successfully dispensed feed. It is a warning only and does not indicate that feeding was blocked.</w:t>
             </w:r>
           </w:p>
         </w:tc>

--- a/docs/Deliverables/Data Dictionary.docx
+++ b/docs/Deliverables/Data Dictionary.docx
@@ -845,11 +845,10 @@
           <w:p>
             <w:pPr>
               <w:widowControl w:val="0"/>
-              <w:spacing w:after="0" w:line="240" w:lineRule="auto"/>
-              <w:jc w:val="left"/>
-            </w:pPr>
-            <w:r>
-              <w:t>Lists the notification tokens registered for the user's signed-in devices.</w:t>
+              <w:jc w:val="both"/>
+            </w:pPr>
+            <w:r>
+              <w:t>Lists the notification tokens registered for the user's signed-in devices in the Firestore array. The normalized relational ERD represents each token as a separate user_fcm_tokens row.</w:t>
             </w:r>
           </w:p>
         </w:tc>
@@ -4149,12 +4148,6 @@
             <w:insideH w:val="single" w:color="auto" w:sz="4" w:space="0"/>
             <w:insideV w:val="single" w:color="auto" w:sz="4" w:space="0"/>
           </w:tblBorders>
-          <w:tblCellMar>
-            <w:top w:w="0" w:type="dxa"/>
-            <w:left w:w="108" w:type="dxa"/>
-            <w:bottom w:w="0" w:type="dxa"/>
-            <w:right w:w="108" w:type="dxa"/>
-          </w:tblCellMar>
         </w:tblPrEx>
         <w:trPr>
           <w:cantSplit/>
@@ -4925,8 +4918,10 @@
         <w:rPr>
           <w:b/>
         </w:rPr>
-        <w:t>sensor_readings_history Table (10-Minute Entries)</w:t>
+        <w:t xml:space="preserve">sensor_readings_history Table </w:t>
       </w:r>
+      <w:bookmarkStart w:id="0" w:name="_GoBack"/>
+      <w:bookmarkEnd w:id="0"/>
     </w:p>
     <w:tbl>
       <w:tblPr>
@@ -5240,7 +5235,7 @@
               <w:jc w:val="both"/>
             </w:pPr>
             <w:r>
-              <w:t>r_&lt;captured_at_ms&gt;</w:t>
+              <w:t>r_&lt;recorded_at epoch-ms&gt;</w:t>
             </w:r>
           </w:p>
         </w:tc>
@@ -5891,7 +5886,7 @@
               <w:jc w:val="both"/>
             </w:pPr>
             <w:r>
-              <w:t>Records the timestamp for this history aggregation window. The ESP32 is configured to create entries in nominal 10-minute windows; connectivity or processing delays may postpone upload. Buffered entries retain their capture time, so recorded_at may be earlier than the Firestore arrival time.</w:t>
+              <w:t>Stores the ESP capture time as a Firestore Timestamp and serves as the canonical timestamp for ordering. New entries do not store a separate captured_at_ms field.</w:t>
             </w:r>
           </w:p>
         </w:tc>
@@ -5948,16 +5943,6 @@
         <w:gridCol w:w="2808"/>
       </w:tblGrid>
       <w:tr>
-        <w:tblPrEx>
-          <w:tblBorders>
-            <w:top w:val="single" w:color="auto" w:sz="4" w:space="0"/>
-            <w:left w:val="single" w:color="auto" w:sz="4" w:space="0"/>
-            <w:bottom w:val="single" w:color="auto" w:sz="4" w:space="0"/>
-            <w:right w:val="single" w:color="auto" w:sz="4" w:space="0"/>
-            <w:insideH w:val="single" w:color="auto" w:sz="4" w:space="0"/>
-            <w:insideV w:val="single" w:color="auto" w:sz="4" w:space="0"/>
-          </w:tblBorders>
-        </w:tblPrEx>
         <w:trPr>
           <w:cantSplit/>
           <w:tblHeader/>
@@ -6818,7 +6803,7 @@
               <w:jc w:val="left"/>
             </w:pPr>
             <w:r>
-              <w:t>Records when the ESP32 collected the sensor reading.</w:t>
+              <w:t>Records when the ESP32 collected the sensor reading as a Firestore Timestamp. This is the canonical capture-time field; new entries do not store a separate captured_at_ms field.</w:t>
             </w:r>
           </w:p>
         </w:tc>
@@ -7526,12 +7511,6 @@
             <w:insideH w:val="single" w:color="auto" w:sz="4" w:space="0"/>
             <w:insideV w:val="single" w:color="auto" w:sz="4" w:space="0"/>
           </w:tblBorders>
-          <w:tblCellMar>
-            <w:top w:w="0" w:type="dxa"/>
-            <w:left w:w="108" w:type="dxa"/>
-            <w:bottom w:w="0" w:type="dxa"/>
-            <w:right w:w="108" w:type="dxa"/>
-          </w:tblCellMar>
         </w:tblPrEx>
         <w:trPr>
           <w:cantSplit/>
@@ -9509,6 +9488,10 @@
             <w:tcW w:w="1458" w:type="dxa"/>
           </w:tcPr>
           <w:p>
+            <w:pPr>
+              <w:widowControl w:val="0"/>
+              <w:jc w:val="both"/>
+            </w:pPr>
             <w:r>
               <w:t>scheduled_time</w:t>
             </w:r>
@@ -9519,6 +9502,10 @@
             <w:tcW w:w="1350" w:type="dxa"/>
           </w:tcPr>
           <w:p>
+            <w:pPr>
+              <w:widowControl w:val="0"/>
+              <w:jc w:val="both"/>
+            </w:pPr>
             <w:r>
               <w:t>time</w:t>
             </w:r>
@@ -9529,6 +9516,10 @@
             <w:tcW w:w="1656" w:type="dxa"/>
           </w:tcPr>
           <w:p>
+            <w:pPr>
+              <w:widowControl w:val="0"/>
+              <w:jc w:val="both"/>
+            </w:pPr>
             <w:r>
               <w:t>NOT NULL</w:t>
             </w:r>
@@ -9539,6 +9530,10 @@
             <w:tcW w:w="1656" w:type="dxa"/>
           </w:tcPr>
           <w:p>
+            <w:pPr>
+              <w:widowControl w:val="0"/>
+              <w:jc w:val="both"/>
+            </w:pPr>
             <w:r>
               <w:t>24-hour HH:mm; Firestore string (e.g., 18:30); app displays AM/PM</w:t>
             </w:r>
@@ -9549,6 +9544,10 @@
             <w:tcW w:w="2808" w:type="dxa"/>
           </w:tcPr>
           <w:p>
+            <w:pPr>
+              <w:widowControl w:val="0"/>
+              <w:jc w:val="both"/>
+            </w:pPr>
             <w:r>
               <w:t>Stores the canonical feeding time. The app converts its AM/PM picker to 24-hour HH:mm before saving to Firestore.</w:t>
             </w:r>
@@ -9580,6 +9579,10 @@
             <w:tcW w:w="1458" w:type="dxa"/>
           </w:tcPr>
           <w:p>
+            <w:pPr>
+              <w:widowControl w:val="0"/>
+              <w:jc w:val="both"/>
+            </w:pPr>
             <w:r>
               <w:t>grams</w:t>
             </w:r>
@@ -9590,6 +9593,10 @@
             <w:tcW w:w="1350" w:type="dxa"/>
           </w:tcPr>
           <w:p>
+            <w:pPr>
+              <w:widowControl w:val="0"/>
+              <w:jc w:val="both"/>
+            </w:pPr>
             <w:r>
               <w:t>smallint</w:t>
             </w:r>
@@ -9600,6 +9607,10 @@
             <w:tcW w:w="1656" w:type="dxa"/>
           </w:tcPr>
           <w:p>
+            <w:pPr>
+              <w:widowControl w:val="0"/>
+              <w:jc w:val="both"/>
+            </w:pPr>
             <w:r>
               <w:t>NOT NULL; DEFAULT 20; CHECK (grams BETWEEN 1 AND 200)</w:t>
             </w:r>
@@ -9610,6 +9621,10 @@
             <w:tcW w:w="1656" w:type="dxa"/>
           </w:tcPr>
           <w:p>
+            <w:pPr>
+              <w:widowControl w:val="0"/>
+              <w:jc w:val="both"/>
+            </w:pPr>
             <w:r>
               <w:t>Whole grams: 1-200</w:t>
             </w:r>
@@ -9620,6 +9635,10 @@
             <w:tcW w:w="2808" w:type="dxa"/>
           </w:tcPr>
           <w:p>
+            <w:pPr>
+              <w:widowControl w:val="0"/>
+              <w:jc w:val="both"/>
+            </w:pPr>
             <w:r>
               <w:t>Sets the requested feeding amount in whole grams; defaults to 20 g when omitted.</w:t>
             </w:r>
@@ -10032,6 +10051,10 @@
             <w:tcW w:w="1458" w:type="dxa"/>
           </w:tcPr>
           <w:p>
+            <w:pPr>
+              <w:widowControl w:val="0"/>
+              <w:jc w:val="both"/>
+            </w:pPr>
             <w:r>
               <w:t>effective_at_ms</w:t>
             </w:r>
@@ -10042,6 +10065,10 @@
             <w:tcW w:w="1350" w:type="dxa"/>
           </w:tcPr>
           <w:p>
+            <w:pPr>
+              <w:widowControl w:val="0"/>
+              <w:jc w:val="both"/>
+            </w:pPr>
             <w:r>
               <w:t>bigint</w:t>
             </w:r>
@@ -10052,6 +10079,10 @@
             <w:tcW w:w="1656" w:type="dxa"/>
           </w:tcPr>
           <w:p>
+            <w:pPr>
+              <w:widowControl w:val="0"/>
+              <w:jc w:val="both"/>
+            </w:pPr>
             <w:r>
               <w:t>NOT NULL</w:t>
             </w:r>
@@ -10062,6 +10093,10 @@
             <w:tcW w:w="1656" w:type="dxa"/>
           </w:tcPr>
           <w:p>
+            <w:pPr>
+              <w:widowControl w:val="0"/>
+              <w:jc w:val="both"/>
+            </w:pPr>
             <w:r>
               <w:t>Epoch milliseconds</w:t>
             </w:r>
@@ -10072,6 +10107,10 @@
             <w:tcW w:w="2808" w:type="dxa"/>
           </w:tcPr>
           <w:p>
+            <w:pPr>
+              <w:widowControl w:val="0"/>
+              <w:jc w:val="both"/>
+            </w:pPr>
             <w:r>
               <w:t>Sets the earliest date and time when the schedule can run.</w:t>
             </w:r>
@@ -12447,6 +12486,10 @@
             <w:tcW w:w="1656" w:type="dxa"/>
           </w:tcPr>
           <w:p>
+            <w:pPr>
+              <w:widowControl w:val="0"/>
+              <w:jc w:val="both"/>
+            </w:pPr>
             <w:r>
               <w:t>completed | forced | skipped_insufficient | blocked | failed</w:t>
             </w:r>
@@ -12457,6 +12500,10 @@
             <w:tcW w:w="2808" w:type="dxa"/>
           </w:tcPr>
           <w:p>
+            <w:pPr>
+              <w:widowControl w:val="0"/>
+              <w:jc w:val="both"/>
+            </w:pPr>
             <w:r>
               <w:t>Shows the feeding result when available; forced means a physical-button confirmation of a schedule collision. Non-terminal audit entries may have no result.</w:t>
             </w:r>
@@ -13716,11 +13763,10 @@
           <w:p>
             <w:pPr>
               <w:widowControl w:val="0"/>
-              <w:spacing w:after="0" w:line="240" w:lineRule="auto"/>
-              <w:jc w:val="left"/>
-            </w:pPr>
-            <w:r>
-              <w:t>Optional</w:t>
+              <w:jc w:val="both"/>
+            </w:pPr>
+            <w:r>
+              <w:t>FOREIGN KEY; Optional</w:t>
             </w:r>
           </w:p>
         </w:tc>
@@ -14539,6 +14585,97 @@
           <w:p>
             <w:pPr>
               <w:widowControl w:val="0"/>
+              <w:jc w:val="both"/>
+            </w:pPr>
+            <w:r>
+              <w:t>source_recorded_at</w:t>
+            </w:r>
+          </w:p>
+        </w:tc>
+        <w:tc>
+          <w:tcPr>
+            <w:tcW w:w="1350" w:type="dxa"/>
+          </w:tcPr>
+          <w:p>
+            <w:pPr>
+              <w:widowControl w:val="0"/>
+              <w:jc w:val="both"/>
+            </w:pPr>
+            <w:r>
+              <w:t>timestamp</w:t>
+            </w:r>
+          </w:p>
+        </w:tc>
+        <w:tc>
+          <w:tcPr>
+            <w:tcW w:w="1656" w:type="dxa"/>
+          </w:tcPr>
+          <w:p>
+            <w:pPr>
+              <w:widowControl w:val="0"/>
+              <w:jc w:val="both"/>
+            </w:pPr>
+            <w:r>
+              <w:t>Optional</w:t>
+            </w:r>
+          </w:p>
+        </w:tc>
+        <w:tc>
+          <w:tcPr>
+            <w:tcW w:w="1656" w:type="dxa"/>
+          </w:tcPr>
+          <w:p>
+            <w:pPr>
+              <w:widowControl w:val="0"/>
+              <w:jc w:val="both"/>
+            </w:pPr>
+            <w:r>
+              <w:t>2026-09-06 07:50:00</w:t>
+            </w:r>
+          </w:p>
+        </w:tc>
+        <w:tc>
+          <w:tcPr>
+            <w:tcW w:w="2808" w:type="dxa"/>
+          </w:tcPr>
+          <w:p>
+            <w:pPr>
+              <w:widowControl w:val="0"/>
+              <w:jc w:val="both"/>
+            </w:pPr>
+            <w:r>
+              <w:t>Records the capture time of the newest sensor-history reading used for the detection. It is distinct from processed_at and may be absent when no source timestamp is available.</w:t>
+            </w:r>
+          </w:p>
+        </w:tc>
+      </w:tr>
+      <w:tr>
+        <w:tblPrEx>
+          <w:tblBorders>
+            <w:top w:val="single" w:color="auto" w:sz="4" w:space="0"/>
+            <w:left w:val="single" w:color="auto" w:sz="4" w:space="0"/>
+            <w:bottom w:val="single" w:color="auto" w:sz="4" w:space="0"/>
+            <w:right w:val="single" w:color="auto" w:sz="4" w:space="0"/>
+            <w:insideH w:val="single" w:color="auto" w:sz="4" w:space="0"/>
+            <w:insideV w:val="single" w:color="auto" w:sz="4" w:space="0"/>
+          </w:tblBorders>
+          <w:tblCellMar>
+            <w:top w:w="0" w:type="dxa"/>
+            <w:left w:w="108" w:type="dxa"/>
+            <w:bottom w:w="0" w:type="dxa"/>
+            <w:right w:w="108" w:type="dxa"/>
+          </w:tblCellMar>
+        </w:tblPrEx>
+        <w:trPr>
+          <w:cantSplit/>
+        </w:trPr>
+        <w:tc>
+          <w:tcPr>
+            <w:tcW w:w="1458" w:type="dxa"/>
+          </w:tcPr>
+          <w:p>
+            <w:pPr>
+              <w:widowControl w:val="0"/>
               <w:spacing w:after="0" w:line="240" w:lineRule="auto"/>
               <w:jc w:val="left"/>
             </w:pPr>
@@ -14602,7 +14739,7 @@
               <w:jc w:val="both"/>
             </w:pPr>
             <w:r>
-              <w:t>Lists up to three ranked sensor contributors. The app derives each sensor display label and unit from its sensor code.</w:t>
+              <w:t>Stores up to three ranked sensor contributors in Firestore as an array of objects with sensor, value, direction, and contribution_score. The normalized relational ERD expands each object into a water_quality_anomaly_contributors row.</w:t>
             </w:r>
           </w:p>
         </w:tc>
@@ -16027,10 +16164,834 @@
         <w:jc w:val="center"/>
       </w:pPr>
       <w:r>
-        <w:rPr>
-          <w:b/>
-        </w:rPr>
         <w:t>sampling_records Table</w:t>
+      </w:r>
+    </w:p>
+    <w:tbl>
+      <w:tblPr>
+        <w:tblStyle w:val="16"/>
+        <w:tblW w:w="8928" w:type="dxa"/>
+        <w:tblInd w:w="0" w:type="dxa"/>
+        <w:tblBorders>
+          <w:top w:val="single" w:color="auto" w:sz="4" w:space="0"/>
+          <w:left w:val="single" w:color="auto" w:sz="4" w:space="0"/>
+          <w:bottom w:val="single" w:color="auto" w:sz="4" w:space="0"/>
+          <w:right w:val="single" w:color="auto" w:sz="4" w:space="0"/>
+          <w:insideH w:val="single" w:color="auto" w:sz="4" w:space="0"/>
+          <w:insideV w:val="single" w:color="auto" w:sz="4" w:space="0"/>
+        </w:tblBorders>
+        <w:tblLayout w:type="fixed"/>
+        <w:tblCellMar>
+          <w:top w:w="0" w:type="dxa"/>
+          <w:left w:w="108" w:type="dxa"/>
+          <w:bottom w:w="0" w:type="dxa"/>
+          <w:right w:w="108" w:type="dxa"/>
+        </w:tblCellMar>
+      </w:tblPr>
+      <w:tblGrid>
+        <w:gridCol w:w="1458"/>
+        <w:gridCol w:w="1350"/>
+        <w:gridCol w:w="1656"/>
+        <w:gridCol w:w="1656"/>
+        <w:gridCol w:w="2808"/>
+      </w:tblGrid>
+      <w:tr>
+        <w:tblPrEx>
+          <w:tblBorders>
+            <w:top w:val="single" w:color="auto" w:sz="4" w:space="0"/>
+            <w:left w:val="single" w:color="auto" w:sz="4" w:space="0"/>
+            <w:bottom w:val="single" w:color="auto" w:sz="4" w:space="0"/>
+            <w:right w:val="single" w:color="auto" w:sz="4" w:space="0"/>
+            <w:insideH w:val="single" w:color="auto" w:sz="4" w:space="0"/>
+            <w:insideV w:val="single" w:color="auto" w:sz="4" w:space="0"/>
+          </w:tblBorders>
+        </w:tblPrEx>
+        <w:trPr>
+          <w:cantSplit/>
+          <w:tblHeader/>
+        </w:trPr>
+        <w:tc>
+          <w:tcPr>
+            <w:tcW w:w="1458" w:type="dxa"/>
+          </w:tcPr>
+          <w:p>
+            <w:pPr>
+              <w:keepNext/>
+              <w:widowControl w:val="0"/>
+              <w:spacing w:after="0" w:line="240" w:lineRule="auto"/>
+              <w:jc w:val="left"/>
+            </w:pPr>
+            <w:r>
+              <w:rPr>
+                <w:b/>
+              </w:rPr>
+              <w:t>Field Name</w:t>
+            </w:r>
+          </w:p>
+        </w:tc>
+        <w:tc>
+          <w:tcPr>
+            <w:tcW w:w="1350" w:type="dxa"/>
+          </w:tcPr>
+          <w:p>
+            <w:pPr>
+              <w:keepNext/>
+              <w:widowControl w:val="0"/>
+              <w:spacing w:after="0" w:line="240" w:lineRule="auto"/>
+              <w:jc w:val="left"/>
+            </w:pPr>
+            <w:r>
+              <w:rPr>
+                <w:b/>
+              </w:rPr>
+              <w:t>Data Type</w:t>
+            </w:r>
+          </w:p>
+        </w:tc>
+        <w:tc>
+          <w:tcPr>
+            <w:tcW w:w="1656" w:type="dxa"/>
+          </w:tcPr>
+          <w:p>
+            <w:pPr>
+              <w:keepNext/>
+              <w:widowControl w:val="0"/>
+              <w:spacing w:after="0" w:line="240" w:lineRule="auto"/>
+              <w:jc w:val="left"/>
+            </w:pPr>
+            <w:r>
+              <w:rPr>
+                <w:b/>
+              </w:rPr>
+              <w:t>Constraint</w:t>
+            </w:r>
+          </w:p>
+        </w:tc>
+        <w:tc>
+          <w:tcPr>
+            <w:tcW w:w="1656" w:type="dxa"/>
+          </w:tcPr>
+          <w:p>
+            <w:pPr>
+              <w:keepNext/>
+              <w:widowControl w:val="0"/>
+              <w:spacing w:after="0" w:line="240" w:lineRule="auto"/>
+              <w:jc w:val="left"/>
+            </w:pPr>
+            <w:r>
+              <w:rPr>
+                <w:b/>
+              </w:rPr>
+              <w:t>Format</w:t>
+            </w:r>
+          </w:p>
+        </w:tc>
+        <w:tc>
+          <w:tcPr>
+            <w:tcW w:w="2808" w:type="dxa"/>
+          </w:tcPr>
+          <w:p>
+            <w:pPr>
+              <w:keepNext/>
+              <w:widowControl w:val="0"/>
+              <w:spacing w:after="0" w:line="240" w:lineRule="auto"/>
+              <w:jc w:val="left"/>
+            </w:pPr>
+            <w:r>
+              <w:rPr>
+                <w:b/>
+              </w:rPr>
+              <w:t>Description</w:t>
+            </w:r>
+          </w:p>
+        </w:tc>
+      </w:tr>
+      <w:tr>
+        <w:tblPrEx>
+          <w:tblBorders>
+            <w:top w:val="single" w:color="auto" w:sz="4" w:space="0"/>
+            <w:left w:val="single" w:color="auto" w:sz="4" w:space="0"/>
+            <w:bottom w:val="single" w:color="auto" w:sz="4" w:space="0"/>
+            <w:right w:val="single" w:color="auto" w:sz="4" w:space="0"/>
+            <w:insideH w:val="single" w:color="auto" w:sz="4" w:space="0"/>
+            <w:insideV w:val="single" w:color="auto" w:sz="4" w:space="0"/>
+          </w:tblBorders>
+          <w:tblCellMar>
+            <w:top w:w="0" w:type="dxa"/>
+            <w:left w:w="108" w:type="dxa"/>
+            <w:bottom w:w="0" w:type="dxa"/>
+            <w:right w:w="108" w:type="dxa"/>
+          </w:tblCellMar>
+        </w:tblPrEx>
+        <w:trPr>
+          <w:cantSplit/>
+        </w:trPr>
+        <w:tc>
+          <w:tcPr>
+            <w:tcW w:w="1458" w:type="dxa"/>
+          </w:tcPr>
+          <w:p>
+            <w:pPr>
+              <w:widowControl w:val="0"/>
+              <w:spacing w:after="0" w:line="240" w:lineRule="auto"/>
+              <w:jc w:val="left"/>
+            </w:pPr>
+            <w:r>
+              <w:t>tank_id</w:t>
+            </w:r>
+          </w:p>
+        </w:tc>
+        <w:tc>
+          <w:tcPr>
+            <w:tcW w:w="1350" w:type="dxa"/>
+          </w:tcPr>
+          <w:p>
+            <w:pPr>
+              <w:widowControl w:val="0"/>
+              <w:spacing w:after="0" w:line="240" w:lineRule="auto"/>
+              <w:jc w:val="left"/>
+            </w:pPr>
+            <w:r>
+              <w:t>varchar</w:t>
+            </w:r>
+          </w:p>
+        </w:tc>
+        <w:tc>
+          <w:tcPr>
+            <w:tcW w:w="1656" w:type="dxa"/>
+          </w:tcPr>
+          <w:p>
+            <w:pPr>
+              <w:widowControl w:val="0"/>
+              <w:jc w:val="both"/>
+            </w:pPr>
+            <w:r>
+              <w:t>COMPOSITE PRIMARY KEY; FOREIGN KEY; NOT NULL</w:t>
+            </w:r>
+          </w:p>
+        </w:tc>
+        <w:tc>
+          <w:tcPr>
+            <w:tcW w:w="1656" w:type="dxa"/>
+          </w:tcPr>
+          <w:p>
+            <w:pPr>
+              <w:widowControl w:val="0"/>
+              <w:jc w:val="both"/>
+            </w:pPr>
+            <w:r>
+              <w:t>Firestore tanks/{tankId} document ID (currently UID-based)</w:t>
+            </w:r>
+          </w:p>
+        </w:tc>
+        <w:tc>
+          <w:tcPr>
+            <w:tcW w:w="2808" w:type="dxa"/>
+          </w:tcPr>
+          <w:p>
+            <w:pPr>
+              <w:widowControl w:val="0"/>
+              <w:jc w:val="both"/>
+            </w:pPr>
+            <w:r>
+              <w:t>Identifies the tank associated with this sampling record.</w:t>
+            </w:r>
+          </w:p>
+        </w:tc>
+      </w:tr>
+      <w:tr>
+        <w:tblPrEx>
+          <w:tblBorders>
+            <w:top w:val="single" w:color="auto" w:sz="4" w:space="0"/>
+            <w:left w:val="single" w:color="auto" w:sz="4" w:space="0"/>
+            <w:bottom w:val="single" w:color="auto" w:sz="4" w:space="0"/>
+            <w:right w:val="single" w:color="auto" w:sz="4" w:space="0"/>
+            <w:insideH w:val="single" w:color="auto" w:sz="4" w:space="0"/>
+            <w:insideV w:val="single" w:color="auto" w:sz="4" w:space="0"/>
+          </w:tblBorders>
+          <w:tblCellMar>
+            <w:top w:w="0" w:type="dxa"/>
+            <w:left w:w="108" w:type="dxa"/>
+            <w:bottom w:w="0" w:type="dxa"/>
+            <w:right w:w="108" w:type="dxa"/>
+          </w:tblCellMar>
+        </w:tblPrEx>
+        <w:trPr>
+          <w:cantSplit/>
+        </w:trPr>
+        <w:tc>
+          <w:tcPr>
+            <w:tcW w:w="1458" w:type="dxa"/>
+          </w:tcPr>
+          <w:p>
+            <w:pPr>
+              <w:widowControl w:val="0"/>
+              <w:spacing w:after="0" w:line="240" w:lineRule="auto"/>
+              <w:jc w:val="left"/>
+            </w:pPr>
+            <w:r>
+              <w:t>batch_id</w:t>
+            </w:r>
+          </w:p>
+        </w:tc>
+        <w:tc>
+          <w:tcPr>
+            <w:tcW w:w="1350" w:type="dxa"/>
+          </w:tcPr>
+          <w:p>
+            <w:pPr>
+              <w:widowControl w:val="0"/>
+              <w:spacing w:after="0" w:line="240" w:lineRule="auto"/>
+              <w:jc w:val="left"/>
+            </w:pPr>
+            <w:r>
+              <w:t>varchar</w:t>
+            </w:r>
+          </w:p>
+        </w:tc>
+        <w:tc>
+          <w:tcPr>
+            <w:tcW w:w="1656" w:type="dxa"/>
+          </w:tcPr>
+          <w:p>
+            <w:pPr>
+              <w:widowControl w:val="0"/>
+              <w:jc w:val="both"/>
+            </w:pPr>
+            <w:r>
+              <w:t>COMPOSITE PRIMARY KEY; FOREIGN KEY; NOT NULL</w:t>
+            </w:r>
+          </w:p>
+        </w:tc>
+        <w:tc>
+          <w:tcPr>
+            <w:tcW w:w="1656" w:type="dxa"/>
+          </w:tcPr>
+          <w:p>
+            <w:pPr>
+              <w:widowControl w:val="0"/>
+              <w:jc w:val="both"/>
+            </w:pPr>
+            <w:r>
+              <w:t>CR-YYYYMMDD-###</w:t>
+            </w:r>
+          </w:p>
+        </w:tc>
+        <w:tc>
+          <w:tcPr>
+            <w:tcW w:w="2808" w:type="dxa"/>
+          </w:tcPr>
+          <w:p>
+            <w:pPr>
+              <w:widowControl w:val="0"/>
+              <w:jc w:val="both"/>
+            </w:pPr>
+            <w:r>
+              <w:t>Identifies the batch associated with the sample.</w:t>
+            </w:r>
+          </w:p>
+        </w:tc>
+      </w:tr>
+      <w:tr>
+        <w:tblPrEx>
+          <w:tblBorders>
+            <w:top w:val="single" w:color="auto" w:sz="4" w:space="0"/>
+            <w:left w:val="single" w:color="auto" w:sz="4" w:space="0"/>
+            <w:bottom w:val="single" w:color="auto" w:sz="4" w:space="0"/>
+            <w:right w:val="single" w:color="auto" w:sz="4" w:space="0"/>
+            <w:insideH w:val="single" w:color="auto" w:sz="4" w:space="0"/>
+            <w:insideV w:val="single" w:color="auto" w:sz="4" w:space="0"/>
+          </w:tblBorders>
+          <w:tblCellMar>
+            <w:top w:w="0" w:type="dxa"/>
+            <w:left w:w="108" w:type="dxa"/>
+            <w:bottom w:w="0" w:type="dxa"/>
+            <w:right w:w="108" w:type="dxa"/>
+          </w:tblCellMar>
+        </w:tblPrEx>
+        <w:trPr>
+          <w:cantSplit/>
+        </w:trPr>
+        <w:tc>
+          <w:tcPr>
+            <w:tcW w:w="1458" w:type="dxa"/>
+          </w:tcPr>
+          <w:p>
+            <w:pPr>
+              <w:widowControl w:val="0"/>
+              <w:spacing w:after="0" w:line="240" w:lineRule="auto"/>
+              <w:jc w:val="left"/>
+            </w:pPr>
+            <w:r>
+              <w:t>sampling_id</w:t>
+            </w:r>
+          </w:p>
+        </w:tc>
+        <w:tc>
+          <w:tcPr>
+            <w:tcW w:w="1350" w:type="dxa"/>
+          </w:tcPr>
+          <w:p>
+            <w:pPr>
+              <w:widowControl w:val="0"/>
+              <w:spacing w:after="0" w:line="240" w:lineRule="auto"/>
+              <w:jc w:val="left"/>
+            </w:pPr>
+            <w:r>
+              <w:t>varchar</w:t>
+            </w:r>
+          </w:p>
+        </w:tc>
+        <w:tc>
+          <w:tcPr>
+            <w:tcW w:w="1656" w:type="dxa"/>
+          </w:tcPr>
+          <w:p>
+            <w:pPr>
+              <w:widowControl w:val="0"/>
+              <w:jc w:val="both"/>
+            </w:pPr>
+            <w:r>
+              <w:t>COMPOSITE PRIMARY KEY; NOT NULL</w:t>
+            </w:r>
+          </w:p>
+        </w:tc>
+        <w:tc>
+          <w:tcPr>
+            <w:tcW w:w="1656" w:type="dxa"/>
+          </w:tcPr>
+          <w:p>
+            <w:pPr>
+              <w:widowControl w:val="0"/>
+              <w:jc w:val="both"/>
+            </w:pPr>
+            <w:r>
+              <w:t>baseline | Firestore Auto-ID</w:t>
+            </w:r>
+          </w:p>
+        </w:tc>
+        <w:tc>
+          <w:tcPr>
+            <w:tcW w:w="2808" w:type="dxa"/>
+          </w:tcPr>
+          <w:p>
+            <w:pPr>
+              <w:widowControl w:val="0"/>
+              <w:jc w:val="both"/>
+            </w:pPr>
+            <w:r>
+              <w:t>Identifies the initial sample as the baseline and later samples by their assigned IDs.</w:t>
+            </w:r>
+          </w:p>
+        </w:tc>
+      </w:tr>
+      <w:tr>
+        <w:tblPrEx>
+          <w:tblBorders>
+            <w:top w:val="single" w:color="auto" w:sz="4" w:space="0"/>
+            <w:left w:val="single" w:color="auto" w:sz="4" w:space="0"/>
+            <w:bottom w:val="single" w:color="auto" w:sz="4" w:space="0"/>
+            <w:right w:val="single" w:color="auto" w:sz="4" w:space="0"/>
+            <w:insideH w:val="single" w:color="auto" w:sz="4" w:space="0"/>
+            <w:insideV w:val="single" w:color="auto" w:sz="4" w:space="0"/>
+          </w:tblBorders>
+          <w:tblCellMar>
+            <w:top w:w="0" w:type="dxa"/>
+            <w:left w:w="108" w:type="dxa"/>
+            <w:bottom w:w="0" w:type="dxa"/>
+            <w:right w:w="108" w:type="dxa"/>
+          </w:tblCellMar>
+        </w:tblPrEx>
+        <w:trPr>
+          <w:cantSplit/>
+        </w:trPr>
+        <w:tc>
+          <w:tcPr>
+            <w:tcW w:w="1458" w:type="dxa"/>
+          </w:tcPr>
+          <w:p>
+            <w:pPr>
+              <w:widowControl w:val="0"/>
+              <w:spacing w:after="0" w:line="240" w:lineRule="auto"/>
+              <w:jc w:val="left"/>
+            </w:pPr>
+            <w:r>
+              <w:t>sampling_date</w:t>
+            </w:r>
+          </w:p>
+        </w:tc>
+        <w:tc>
+          <w:tcPr>
+            <w:tcW w:w="1350" w:type="dxa"/>
+          </w:tcPr>
+          <w:p>
+            <w:pPr>
+              <w:widowControl w:val="0"/>
+              <w:jc w:val="both"/>
+            </w:pPr>
+            <w:r>
+              <w:t>timestamp</w:t>
+            </w:r>
+          </w:p>
+        </w:tc>
+        <w:tc>
+          <w:tcPr>
+            <w:tcW w:w="1656" w:type="dxa"/>
+          </w:tcPr>
+          <w:p>
+            <w:pPr>
+              <w:widowControl w:val="0"/>
+              <w:spacing w:after="0" w:line="240" w:lineRule="auto"/>
+              <w:jc w:val="left"/>
+            </w:pPr>
+            <w:r>
+              <w:t>NOT NULL</w:t>
+            </w:r>
+          </w:p>
+        </w:tc>
+        <w:tc>
+          <w:tcPr>
+            <w:tcW w:w="1656" w:type="dxa"/>
+          </w:tcPr>
+          <w:p>
+            <w:pPr>
+              <w:widowControl w:val="0"/>
+              <w:jc w:val="both"/>
+            </w:pPr>
+            <w:r>
+              <w:t>2026-09-06 00:00:00</w:t>
+            </w:r>
+          </w:p>
+        </w:tc>
+        <w:tc>
+          <w:tcPr>
+            <w:tcW w:w="2808" w:type="dxa"/>
+          </w:tcPr>
+          <w:p>
+            <w:pPr>
+              <w:widowControl w:val="0"/>
+              <w:jc w:val="both"/>
+            </w:pPr>
+            <w:r>
+              <w:t>Records when the sample was collected.</w:t>
+            </w:r>
+          </w:p>
+        </w:tc>
+      </w:tr>
+      <w:tr>
+        <w:tblPrEx>
+          <w:tblBorders>
+            <w:top w:val="single" w:color="auto" w:sz="4" w:space="0"/>
+            <w:left w:val="single" w:color="auto" w:sz="4" w:space="0"/>
+            <w:bottom w:val="single" w:color="auto" w:sz="4" w:space="0"/>
+            <w:right w:val="single" w:color="auto" w:sz="4" w:space="0"/>
+            <w:insideH w:val="single" w:color="auto" w:sz="4" w:space="0"/>
+            <w:insideV w:val="single" w:color="auto" w:sz="4" w:space="0"/>
+          </w:tblBorders>
+          <w:tblCellMar>
+            <w:top w:w="0" w:type="dxa"/>
+            <w:left w:w="108" w:type="dxa"/>
+            <w:bottom w:w="0" w:type="dxa"/>
+            <w:right w:w="108" w:type="dxa"/>
+          </w:tblCellMar>
+        </w:tblPrEx>
+        <w:trPr>
+          <w:cantSplit/>
+        </w:trPr>
+        <w:tc>
+          <w:tcPr>
+            <w:tcW w:w="1458" w:type="dxa"/>
+          </w:tcPr>
+          <w:p>
+            <w:pPr>
+              <w:widowControl w:val="0"/>
+              <w:spacing w:after="0" w:line="240" w:lineRule="auto"/>
+              <w:jc w:val="left"/>
+            </w:pPr>
+            <w:r>
+              <w:t>live_count</w:t>
+            </w:r>
+          </w:p>
+        </w:tc>
+        <w:tc>
+          <w:tcPr>
+            <w:tcW w:w="1350" w:type="dxa"/>
+          </w:tcPr>
+          <w:p>
+            <w:pPr>
+              <w:widowControl w:val="0"/>
+              <w:spacing w:after="0" w:line="240" w:lineRule="auto"/>
+              <w:jc w:val="left"/>
+            </w:pPr>
+            <w:r>
+              <w:t>int</w:t>
+            </w:r>
+          </w:p>
+        </w:tc>
+        <w:tc>
+          <w:tcPr>
+            <w:tcW w:w="1656" w:type="dxa"/>
+          </w:tcPr>
+          <w:p>
+            <w:pPr>
+              <w:widowControl w:val="0"/>
+              <w:spacing w:after="0" w:line="240" w:lineRule="auto"/>
+              <w:jc w:val="left"/>
+            </w:pPr>
+            <w:r>
+              <w:t>NOT NULL</w:t>
+            </w:r>
+          </w:p>
+        </w:tc>
+        <w:tc>
+          <w:tcPr>
+            <w:tcW w:w="1656" w:type="dxa"/>
+          </w:tcPr>
+          <w:p>
+            <w:pPr>
+              <w:widowControl w:val="0"/>
+              <w:spacing w:after="0" w:line="240" w:lineRule="auto"/>
+              <w:jc w:val="left"/>
+            </w:pPr>
+            <w:r>
+              <w:t>100</w:t>
+            </w:r>
+          </w:p>
+        </w:tc>
+        <w:tc>
+          <w:tcPr>
+            <w:tcW w:w="2808" w:type="dxa"/>
+          </w:tcPr>
+          <w:p>
+            <w:pPr>
+              <w:widowControl w:val="0"/>
+              <w:jc w:val="both"/>
+            </w:pPr>
+            <w:r>
+              <w:t>Records the current live crayfish count used by the app to estimate the batch's biomass.</w:t>
+            </w:r>
+          </w:p>
+        </w:tc>
+      </w:tr>
+      <w:tr>
+        <w:tblPrEx>
+          <w:tblBorders>
+            <w:top w:val="single" w:color="auto" w:sz="4" w:space="0"/>
+            <w:left w:val="single" w:color="auto" w:sz="4" w:space="0"/>
+            <w:bottom w:val="single" w:color="auto" w:sz="4" w:space="0"/>
+            <w:right w:val="single" w:color="auto" w:sz="4" w:space="0"/>
+            <w:insideH w:val="single" w:color="auto" w:sz="4" w:space="0"/>
+            <w:insideV w:val="single" w:color="auto" w:sz="4" w:space="0"/>
+          </w:tblBorders>
+          <w:tblCellMar>
+            <w:top w:w="0" w:type="dxa"/>
+            <w:left w:w="108" w:type="dxa"/>
+            <w:bottom w:w="0" w:type="dxa"/>
+            <w:right w:w="108" w:type="dxa"/>
+          </w:tblCellMar>
+        </w:tblPrEx>
+        <w:trPr>
+          <w:cantSplit/>
+        </w:trPr>
+        <w:tc>
+          <w:tcPr>
+            <w:tcW w:w="1458" w:type="dxa"/>
+          </w:tcPr>
+          <w:p>
+            <w:pPr>
+              <w:widowControl w:val="0"/>
+              <w:spacing w:after="0" w:line="240" w:lineRule="auto"/>
+              <w:jc w:val="left"/>
+            </w:pPr>
+            <w:r>
+              <w:t>is_baseline</w:t>
+            </w:r>
+          </w:p>
+        </w:tc>
+        <w:tc>
+          <w:tcPr>
+            <w:tcW w:w="1350" w:type="dxa"/>
+          </w:tcPr>
+          <w:p>
+            <w:pPr>
+              <w:widowControl w:val="0"/>
+              <w:spacing w:after="0" w:line="240" w:lineRule="auto"/>
+              <w:jc w:val="left"/>
+            </w:pPr>
+            <w:r>
+              <w:t>boolean</w:t>
+            </w:r>
+          </w:p>
+        </w:tc>
+        <w:tc>
+          <w:tcPr>
+            <w:tcW w:w="1656" w:type="dxa"/>
+          </w:tcPr>
+          <w:p>
+            <w:pPr>
+              <w:widowControl w:val="0"/>
+              <w:spacing w:after="0" w:line="240" w:lineRule="auto"/>
+              <w:jc w:val="left"/>
+            </w:pPr>
+            <w:r>
+              <w:t>NOT NULL; DEFAULT false</w:t>
+            </w:r>
+          </w:p>
+        </w:tc>
+        <w:tc>
+          <w:tcPr>
+            <w:tcW w:w="1656" w:type="dxa"/>
+          </w:tcPr>
+          <w:p>
+            <w:pPr>
+              <w:widowControl w:val="0"/>
+              <w:spacing w:after="0" w:line="240" w:lineRule="auto"/>
+              <w:jc w:val="left"/>
+            </w:pPr>
+            <w:r>
+              <w:t>true | false</w:t>
+            </w:r>
+          </w:p>
+        </w:tc>
+        <w:tc>
+          <w:tcPr>
+            <w:tcW w:w="2808" w:type="dxa"/>
+          </w:tcPr>
+          <w:p>
+            <w:pPr>
+              <w:widowControl w:val="0"/>
+              <w:spacing w:after="0" w:line="240" w:lineRule="auto"/>
+              <w:jc w:val="left"/>
+            </w:pPr>
+            <w:r>
+              <w:t>Shows whether this is the initial Day 0 sample.</w:t>
+            </w:r>
+          </w:p>
+        </w:tc>
+      </w:tr>
+      <w:tr>
+        <w:tblPrEx>
+          <w:tblBorders>
+            <w:top w:val="single" w:color="auto" w:sz="4" w:space="0"/>
+            <w:left w:val="single" w:color="auto" w:sz="4" w:space="0"/>
+            <w:bottom w:val="single" w:color="auto" w:sz="4" w:space="0"/>
+            <w:right w:val="single" w:color="auto" w:sz="4" w:space="0"/>
+            <w:insideH w:val="single" w:color="auto" w:sz="4" w:space="0"/>
+            <w:insideV w:val="single" w:color="auto" w:sz="4" w:space="0"/>
+          </w:tblBorders>
+          <w:tblCellMar>
+            <w:top w:w="0" w:type="dxa"/>
+            <w:left w:w="108" w:type="dxa"/>
+            <w:bottom w:w="0" w:type="dxa"/>
+            <w:right w:w="108" w:type="dxa"/>
+          </w:tblCellMar>
+        </w:tblPrEx>
+        <w:trPr>
+          <w:cantSplit/>
+        </w:trPr>
+        <w:tc>
+          <w:tcPr>
+            <w:tcW w:w="1458" w:type="dxa"/>
+          </w:tcPr>
+          <w:p>
+            <w:pPr>
+              <w:widowControl w:val="0"/>
+              <w:spacing w:after="0" w:line="240" w:lineRule="auto"/>
+              <w:jc w:val="left"/>
+            </w:pPr>
+            <w:r>
+              <w:t>created_at</w:t>
+            </w:r>
+          </w:p>
+        </w:tc>
+        <w:tc>
+          <w:tcPr>
+            <w:tcW w:w="1350" w:type="dxa"/>
+          </w:tcPr>
+          <w:p>
+            <w:pPr>
+              <w:widowControl w:val="0"/>
+              <w:spacing w:after="0" w:line="240" w:lineRule="auto"/>
+              <w:jc w:val="left"/>
+            </w:pPr>
+            <w:r>
+              <w:t>timestamp</w:t>
+            </w:r>
+          </w:p>
+        </w:tc>
+        <w:tc>
+          <w:tcPr>
+            <w:tcW w:w="1656" w:type="dxa"/>
+          </w:tcPr>
+          <w:p>
+            <w:pPr>
+              <w:widowControl w:val="0"/>
+              <w:spacing w:after="0" w:line="240" w:lineRule="auto"/>
+              <w:jc w:val="left"/>
+            </w:pPr>
+            <w:r>
+              <w:t>NOT NULL</w:t>
+            </w:r>
+          </w:p>
+        </w:tc>
+        <w:tc>
+          <w:tcPr>
+            <w:tcW w:w="1656" w:type="dxa"/>
+          </w:tcPr>
+          <w:p>
+            <w:pPr>
+              <w:widowControl w:val="0"/>
+              <w:spacing w:after="0" w:line="240" w:lineRule="auto"/>
+              <w:jc w:val="left"/>
+            </w:pPr>
+            <w:r>
+              <w:t>2026-09-06 08:00:00</w:t>
+            </w:r>
+          </w:p>
+        </w:tc>
+        <w:tc>
+          <w:tcPr>
+            <w:tcW w:w="2808" w:type="dxa"/>
+          </w:tcPr>
+          <w:p>
+            <w:pPr>
+              <w:widowControl w:val="0"/>
+              <w:spacing w:after="0" w:line="240" w:lineRule="auto"/>
+              <w:jc w:val="left"/>
+            </w:pPr>
+            <w:r>
+              <w:t>Records when the sampling record was created.</w:t>
+            </w:r>
+          </w:p>
+        </w:tc>
+      </w:tr>
+    </w:tbl>
+    <w:p>
+      <w:pPr>
+        <w:keepNext/>
+        <w:pageBreakBefore/>
+        <w:jc w:val="center"/>
+      </w:pPr>
+      <w:r>
+        <w:t>Table 18.1</w:t>
+      </w:r>
+    </w:p>
+    <w:p>
+      <w:pPr>
+        <w:keepNext/>
+        <w:jc w:val="center"/>
+      </w:pPr>
+      <w:r>
+        <w:t>sampling_measurements Table</w:t>
+      </w:r>
+    </w:p>
+    <w:p>
+      <w:pPr>
+        <w:keepNext/>
+        <w:spacing w:after="0"/>
+      </w:pPr>
+      <w:r>
+        <w:t>PK = primary key; FK = foreign key.</w:t>
       </w:r>
     </w:p>
     <w:tbl>
@@ -16205,8 +17166,7 @@
           <w:p>
             <w:pPr>
               <w:widowControl w:val="0"/>
-              <w:spacing w:after="0" w:line="240" w:lineRule="auto"/>
-              <w:jc w:val="left"/>
+              <w:jc w:val="both"/>
             </w:pPr>
             <w:r>
               <w:t>tank_id</w:t>
@@ -16220,8 +17180,7 @@
           <w:p>
             <w:pPr>
               <w:widowControl w:val="0"/>
-              <w:spacing w:after="0" w:line="240" w:lineRule="auto"/>
-              <w:jc w:val="left"/>
+              <w:jc w:val="both"/>
             </w:pPr>
             <w:r>
               <w:t>varchar</w:t>
@@ -16238,21 +17197,21 @@
               <w:jc w:val="both"/>
             </w:pPr>
             <w:r>
-              <w:t>COMPOSITE PRIMARY KEY; FOREIGN KEY; NOT NULL</w:t>
-            </w:r>
-          </w:p>
-        </w:tc>
-        <w:tc>
-          <w:tcPr>
-            <w:tcW w:w="1656" w:type="dxa"/>
-          </w:tcPr>
-          <w:p>
-            <w:pPr>
-              <w:widowControl w:val="0"/>
-              <w:jc w:val="both"/>
-            </w:pPr>
-            <w:r>
-              <w:t>Firestore tanks/{tankId} document ID (currently UID-based)</w:t>
+              <w:t>PK; FK; NOT NULL</w:t>
+            </w:r>
+          </w:p>
+        </w:tc>
+        <w:tc>
+          <w:tcPr>
+            <w:tcW w:w="1656" w:type="dxa"/>
+          </w:tcPr>
+          <w:p>
+            <w:pPr>
+              <w:widowControl w:val="0"/>
+              <w:jc w:val="both"/>
+            </w:pPr>
+            <w:r>
+              <w:t>tanks/{tankId}</w:t>
             </w:r>
           </w:p>
         </w:tc>
@@ -16266,7 +17225,7 @@
               <w:jc w:val="both"/>
             </w:pPr>
             <w:r>
-              <w:t>Identifies the tank associated with this sampling record.</w:t>
+              <w:t>Tank reference.</w:t>
             </w:r>
           </w:p>
         </w:tc>
@@ -16298,8 +17257,7 @@
           <w:p>
             <w:pPr>
               <w:widowControl w:val="0"/>
-              <w:spacing w:after="0" w:line="240" w:lineRule="auto"/>
-              <w:jc w:val="left"/>
+              <w:jc w:val="both"/>
             </w:pPr>
             <w:r>
               <w:t>batch_id</w:t>
@@ -16313,8 +17271,7 @@
           <w:p>
             <w:pPr>
               <w:widowControl w:val="0"/>
-              <w:spacing w:after="0" w:line="240" w:lineRule="auto"/>
-              <w:jc w:val="left"/>
+              <w:jc w:val="both"/>
             </w:pPr>
             <w:r>
               <w:t>varchar</w:t>
@@ -16331,7 +17288,7 @@
               <w:jc w:val="both"/>
             </w:pPr>
             <w:r>
-              <w:t>COMPOSITE PRIMARY KEY; FOREIGN KEY; NOT NULL</w:t>
+              <w:t>PK; FK; NOT NULL</w:t>
             </w:r>
           </w:p>
         </w:tc>
@@ -16359,7 +17316,7 @@
               <w:jc w:val="both"/>
             </w:pPr>
             <w:r>
-              <w:t>Identifies the batch associated with the sample.</w:t>
+              <w:t>Grow-out batch containing the sample.</w:t>
             </w:r>
           </w:p>
         </w:tc>
@@ -16391,8 +17348,7 @@
           <w:p>
             <w:pPr>
               <w:widowControl w:val="0"/>
-              <w:spacing w:after="0" w:line="240" w:lineRule="auto"/>
-              <w:jc w:val="left"/>
+              <w:jc w:val="both"/>
             </w:pPr>
             <w:r>
               <w:t>sampling_id</w:t>
@@ -16406,8 +17362,7 @@
           <w:p>
             <w:pPr>
               <w:widowControl w:val="0"/>
-              <w:spacing w:after="0" w:line="240" w:lineRule="auto"/>
-              <w:jc w:val="left"/>
+              <w:jc w:val="both"/>
             </w:pPr>
             <w:r>
               <w:t>varchar</w:t>
@@ -16424,7 +17379,7 @@
               <w:jc w:val="both"/>
             </w:pPr>
             <w:r>
-              <w:t>COMPOSITE PRIMARY KEY; NOT NULL</w:t>
+              <w:t>PK; FK; NOT NULL</w:t>
             </w:r>
           </w:p>
         </w:tc>
@@ -16452,7 +17407,7 @@
               <w:jc w:val="both"/>
             </w:pPr>
             <w:r>
-              <w:t>Identifies the initial sample as the baseline and later samples by their assigned IDs.</w:t>
+              <w:t>Parent sampling record reference.</w:t>
             </w:r>
           </w:p>
         </w:tc>
@@ -16484,11 +17439,10 @@
           <w:p>
             <w:pPr>
               <w:widowControl w:val="0"/>
-              <w:spacing w:after="0" w:line="240" w:lineRule="auto"/>
-              <w:jc w:val="left"/>
-            </w:pPr>
-            <w:r>
-              <w:t>sampling_date</w:t>
+              <w:jc w:val="both"/>
+            </w:pPr>
+            <w:r>
+              <w:t>sample_number</w:t>
             </w:r>
           </w:p>
         </w:tc>
@@ -16502,36 +17456,35 @@
               <w:jc w:val="both"/>
             </w:pPr>
             <w:r>
-              <w:t>timestamp</w:t>
-            </w:r>
-          </w:p>
-        </w:tc>
-        <w:tc>
-          <w:tcPr>
-            <w:tcW w:w="1656" w:type="dxa"/>
-          </w:tcPr>
-          <w:p>
-            <w:pPr>
-              <w:widowControl w:val="0"/>
-              <w:spacing w:after="0" w:line="240" w:lineRule="auto"/>
-              <w:jc w:val="left"/>
-            </w:pPr>
-            <w:r>
-              <w:t>NOT NULL</w:t>
-            </w:r>
-          </w:p>
-        </w:tc>
-        <w:tc>
-          <w:tcPr>
-            <w:tcW w:w="1656" w:type="dxa"/>
-          </w:tcPr>
-          <w:p>
-            <w:pPr>
-              <w:widowControl w:val="0"/>
-              <w:jc w:val="both"/>
-            </w:pPr>
-            <w:r>
-              <w:t>2026-09-06 00:00:00</w:t>
+              <w:t>int</w:t>
+            </w:r>
+          </w:p>
+        </w:tc>
+        <w:tc>
+          <w:tcPr>
+            <w:tcW w:w="1656" w:type="dxa"/>
+          </w:tcPr>
+          <w:p>
+            <w:pPr>
+              <w:widowControl w:val="0"/>
+              <w:jc w:val="both"/>
+            </w:pPr>
+            <w:r>
+              <w:t>PK; NOT NULL</w:t>
+            </w:r>
+          </w:p>
+        </w:tc>
+        <w:tc>
+          <w:tcPr>
+            <w:tcW w:w="1656" w:type="dxa"/>
+          </w:tcPr>
+          <w:p>
+            <w:pPr>
+              <w:widowControl w:val="0"/>
+              <w:jc w:val="both"/>
+            </w:pPr>
+            <w:r>
+              <w:t>1..N</w:t>
             </w:r>
           </w:p>
         </w:tc>
@@ -16545,7 +17498,7 @@
               <w:jc w:val="both"/>
             </w:pPr>
             <w:r>
-              <w:t>Records when the sample was collected.</w:t>
+              <w:t>Crayfish order within this sample.</w:t>
             </w:r>
           </w:p>
         </w:tc>
@@ -16577,11 +17530,10 @@
           <w:p>
             <w:pPr>
               <w:widowControl w:val="0"/>
-              <w:spacing w:after="0" w:line="240" w:lineRule="auto"/>
-              <w:jc w:val="left"/>
-            </w:pPr>
-            <w:r>
-              <w:t>live_count</w:t>
+              <w:jc w:val="both"/>
+            </w:pPr>
+            <w:r>
+              <w:t>label</w:t>
             </w:r>
           </w:p>
         </w:tc>
@@ -16592,23 +17544,21 @@
           <w:p>
             <w:pPr>
               <w:widowControl w:val="0"/>
-              <w:spacing w:after="0" w:line="240" w:lineRule="auto"/>
-              <w:jc w:val="left"/>
-            </w:pPr>
-            <w:r>
-              <w:t>int</w:t>
-            </w:r>
-          </w:p>
-        </w:tc>
-        <w:tc>
-          <w:tcPr>
-            <w:tcW w:w="1656" w:type="dxa"/>
-          </w:tcPr>
-          <w:p>
-            <w:pPr>
-              <w:widowControl w:val="0"/>
-              <w:spacing w:after="0" w:line="240" w:lineRule="auto"/>
-              <w:jc w:val="left"/>
+              <w:jc w:val="both"/>
+            </w:pPr>
+            <w:r>
+              <w:t>varchar</w:t>
+            </w:r>
+          </w:p>
+        </w:tc>
+        <w:tc>
+          <w:tcPr>
+            <w:tcW w:w="1656" w:type="dxa"/>
+          </w:tcPr>
+          <w:p>
+            <w:pPr>
+              <w:widowControl w:val="0"/>
+              <w:jc w:val="both"/>
             </w:pPr>
             <w:r>
               <w:t>NOT NULL</w:t>
@@ -16622,11 +17572,10 @@
           <w:p>
             <w:pPr>
               <w:widowControl w:val="0"/>
-              <w:spacing w:after="0" w:line="240" w:lineRule="auto"/>
-              <w:jc w:val="left"/>
-            </w:pPr>
-            <w:r>
-              <w:t>100</w:t>
+              <w:jc w:val="both"/>
+            </w:pPr>
+            <w:r>
+              <w:t>Crayfish N</w:t>
             </w:r>
           </w:p>
         </w:tc>
@@ -16640,7 +17589,7 @@
               <w:jc w:val="both"/>
             </w:pPr>
             <w:r>
-              <w:t>Records the current live crayfish count used by the app to estimate the batch's biomass.</w:t>
+              <w:t>Readable label, e.g., Crayfish 1.</w:t>
             </w:r>
           </w:p>
         </w:tc>
@@ -16672,11 +17621,10 @@
           <w:p>
             <w:pPr>
               <w:widowControl w:val="0"/>
-              <w:spacing w:after="0" w:line="240" w:lineRule="auto"/>
-              <w:jc w:val="left"/>
-            </w:pPr>
-            <w:r>
-              <w:t>is_baseline</w:t>
+              <w:jc w:val="both"/>
+            </w:pPr>
+            <w:r>
+              <w:t>weight_g</w:t>
             </w:r>
           </w:p>
         </w:tc>
@@ -16687,41 +17635,38 @@
           <w:p>
             <w:pPr>
               <w:widowControl w:val="0"/>
-              <w:spacing w:after="0" w:line="240" w:lineRule="auto"/>
-              <w:jc w:val="left"/>
-            </w:pPr>
-            <w:r>
-              <w:t>boolean</w:t>
-            </w:r>
-          </w:p>
-        </w:tc>
-        <w:tc>
-          <w:tcPr>
-            <w:tcW w:w="1656" w:type="dxa"/>
-          </w:tcPr>
-          <w:p>
-            <w:pPr>
-              <w:widowControl w:val="0"/>
-              <w:spacing w:after="0" w:line="240" w:lineRule="auto"/>
-              <w:jc w:val="left"/>
-            </w:pPr>
-            <w:r>
-              <w:t>NOT NULL; DEFAULT false</w:t>
-            </w:r>
-          </w:p>
-        </w:tc>
-        <w:tc>
-          <w:tcPr>
-            <w:tcW w:w="1656" w:type="dxa"/>
-          </w:tcPr>
-          <w:p>
-            <w:pPr>
-              <w:widowControl w:val="0"/>
-              <w:spacing w:after="0" w:line="240" w:lineRule="auto"/>
-              <w:jc w:val="left"/>
-            </w:pPr>
-            <w:r>
-              <w:t>true | false</w:t>
+              <w:jc w:val="both"/>
+            </w:pPr>
+            <w:r>
+              <w:t>decimal(10,2)</w:t>
+            </w:r>
+          </w:p>
+        </w:tc>
+        <w:tc>
+          <w:tcPr>
+            <w:tcW w:w="1656" w:type="dxa"/>
+          </w:tcPr>
+          <w:p>
+            <w:pPr>
+              <w:widowControl w:val="0"/>
+              <w:jc w:val="both"/>
+            </w:pPr>
+            <w:r>
+              <w:t>NOT NULL; &gt; 0</w:t>
+            </w:r>
+          </w:p>
+        </w:tc>
+        <w:tc>
+          <w:tcPr>
+            <w:tcW w:w="1656" w:type="dxa"/>
+          </w:tcPr>
+          <w:p>
+            <w:pPr>
+              <w:widowControl w:val="0"/>
+              <w:jc w:val="both"/>
+            </w:pPr>
+            <w:r>
+              <w:t>12.70</w:t>
             </w:r>
           </w:p>
         </w:tc>
@@ -16732,11 +17677,10 @@
           <w:p>
             <w:pPr>
               <w:widowControl w:val="0"/>
-              <w:spacing w:after="0" w:line="240" w:lineRule="auto"/>
-              <w:jc w:val="left"/>
-            </w:pPr>
-            <w:r>
-              <w:t>Shows whether this is the initial Day 0 sample.</w:t>
+              <w:jc w:val="both"/>
+            </w:pPr>
+            <w:r>
+              <w:t>Measured weight in grams.</w:t>
             </w:r>
           </w:p>
         </w:tc>
@@ -16768,11 +17712,10 @@
           <w:p>
             <w:pPr>
               <w:widowControl w:val="0"/>
-              <w:spacing w:after="0" w:line="240" w:lineRule="auto"/>
-              <w:jc w:val="left"/>
-            </w:pPr>
-            <w:r>
-              <w:t>created_at</w:t>
+              <w:jc w:val="both"/>
+            </w:pPr>
+            <w:r>
+              <w:t>length_cm</w:t>
             </w:r>
           </w:p>
         </w:tc>
@@ -16783,41 +17726,38 @@
           <w:p>
             <w:pPr>
               <w:widowControl w:val="0"/>
-              <w:spacing w:after="0" w:line="240" w:lineRule="auto"/>
-              <w:jc w:val="left"/>
-            </w:pPr>
-            <w:r>
-              <w:t>timestamp</w:t>
-            </w:r>
-          </w:p>
-        </w:tc>
-        <w:tc>
-          <w:tcPr>
-            <w:tcW w:w="1656" w:type="dxa"/>
-          </w:tcPr>
-          <w:p>
-            <w:pPr>
-              <w:widowControl w:val="0"/>
-              <w:spacing w:after="0" w:line="240" w:lineRule="auto"/>
-              <w:jc w:val="left"/>
-            </w:pPr>
-            <w:r>
-              <w:t>NOT NULL</w:t>
-            </w:r>
-          </w:p>
-        </w:tc>
-        <w:tc>
-          <w:tcPr>
-            <w:tcW w:w="1656" w:type="dxa"/>
-          </w:tcPr>
-          <w:p>
-            <w:pPr>
-              <w:widowControl w:val="0"/>
-              <w:spacing w:after="0" w:line="240" w:lineRule="auto"/>
-              <w:jc w:val="left"/>
-            </w:pPr>
-            <w:r>
-              <w:t>2026-09-06 08:00:00</w:t>
+              <w:jc w:val="both"/>
+            </w:pPr>
+            <w:r>
+              <w:t>decimal(10,2)</w:t>
+            </w:r>
+          </w:p>
+        </w:tc>
+        <w:tc>
+          <w:tcPr>
+            <w:tcW w:w="1656" w:type="dxa"/>
+          </w:tcPr>
+          <w:p>
+            <w:pPr>
+              <w:widowControl w:val="0"/>
+              <w:jc w:val="both"/>
+            </w:pPr>
+            <w:r>
+              <w:t>NOT NULL; &gt; 0</w:t>
+            </w:r>
+          </w:p>
+        </w:tc>
+        <w:tc>
+          <w:tcPr>
+            <w:tcW w:w="1656" w:type="dxa"/>
+          </w:tcPr>
+          <w:p>
+            <w:pPr>
+              <w:widowControl w:val="0"/>
+              <w:jc w:val="both"/>
+            </w:pPr>
+            <w:r>
+              <w:t>5.08</w:t>
             </w:r>
           </w:p>
         </w:tc>
@@ -16828,11 +17768,10 @@
           <w:p>
             <w:pPr>
               <w:widowControl w:val="0"/>
-              <w:spacing w:after="0" w:line="240" w:lineRule="auto"/>
-              <w:jc w:val="left"/>
-            </w:pPr>
-            <w:r>
-              <w:t>Records when the sampling record was created.</w:t>
+              <w:jc w:val="both"/>
+            </w:pPr>
+            <w:r>
+              <w:t>Measured length in centimeters.</w:t>
             </w:r>
           </w:p>
         </w:tc>
@@ -16841,824 +17780,7 @@
     <w:p>
       <w:pPr>
         <w:keepNext/>
-        <w:jc w:val="center"/>
-      </w:pPr>
-      <w:r>
-        <w:t>Table 18.1</w:t>
-      </w:r>
-    </w:p>
-    <w:p>
-      <w:pPr>
-        <w:keepNext/>
-        <w:jc w:val="center"/>
-      </w:pPr>
-      <w:r>
-        <w:rPr>
-          <w:b/>
-        </w:rPr>
-        <w:t>sampling_measurements Table</w:t>
-      </w:r>
-    </w:p>
-    <w:tbl>
-      <w:tblPr>
-        <w:tblStyle w:val="16"/>
-        <w:tblW w:w="8928" w:type="dxa"/>
-        <w:tblInd w:w="0" w:type="dxa"/>
-        <w:tblBorders>
-          <w:top w:val="single" w:color="auto" w:sz="4" w:space="0"/>
-          <w:left w:val="single" w:color="auto" w:sz="4" w:space="0"/>
-          <w:bottom w:val="single" w:color="auto" w:sz="4" w:space="0"/>
-          <w:right w:val="single" w:color="auto" w:sz="4" w:space="0"/>
-          <w:insideH w:val="single" w:color="auto" w:sz="4" w:space="0"/>
-          <w:insideV w:val="single" w:color="auto" w:sz="4" w:space="0"/>
-        </w:tblBorders>
-        <w:tblLayout w:type="fixed"/>
-        <w:tblCellMar>
-          <w:top w:w="0" w:type="dxa"/>
-          <w:left w:w="108" w:type="dxa"/>
-          <w:bottom w:w="0" w:type="dxa"/>
-          <w:right w:w="108" w:type="dxa"/>
-        </w:tblCellMar>
-      </w:tblPr>
-      <w:tblGrid>
-        <w:gridCol w:w="1458"/>
-        <w:gridCol w:w="1350"/>
-        <w:gridCol w:w="1656"/>
-        <w:gridCol w:w="1656"/>
-        <w:gridCol w:w="2808"/>
-      </w:tblGrid>
-      <w:tr>
-        <w:tblPrEx>
-          <w:tblBorders>
-            <w:top w:val="single" w:color="auto" w:sz="4" w:space="0"/>
-            <w:left w:val="single" w:color="auto" w:sz="4" w:space="0"/>
-            <w:bottom w:val="single" w:color="auto" w:sz="4" w:space="0"/>
-            <w:right w:val="single" w:color="auto" w:sz="4" w:space="0"/>
-            <w:insideH w:val="single" w:color="auto" w:sz="4" w:space="0"/>
-            <w:insideV w:val="single" w:color="auto" w:sz="4" w:space="0"/>
-          </w:tblBorders>
-          <w:tblCellMar>
-            <w:top w:w="0" w:type="dxa"/>
-            <w:left w:w="108" w:type="dxa"/>
-            <w:bottom w:w="0" w:type="dxa"/>
-            <w:right w:w="108" w:type="dxa"/>
-          </w:tblCellMar>
-        </w:tblPrEx>
-        <w:trPr>
-          <w:cantSplit/>
-          <w:tblHeader/>
-        </w:trPr>
-        <w:tc>
-          <w:tcPr>
-            <w:tcW w:w="1458" w:type="dxa"/>
-          </w:tcPr>
-          <w:p>
-            <w:pPr>
-              <w:keepNext/>
-              <w:widowControl w:val="0"/>
-              <w:spacing w:after="0" w:line="240" w:lineRule="auto"/>
-              <w:jc w:val="left"/>
-            </w:pPr>
-            <w:r>
-              <w:rPr>
-                <w:b/>
-              </w:rPr>
-              <w:t>Field Name</w:t>
-            </w:r>
-          </w:p>
-        </w:tc>
-        <w:tc>
-          <w:tcPr>
-            <w:tcW w:w="1350" w:type="dxa"/>
-          </w:tcPr>
-          <w:p>
-            <w:pPr>
-              <w:keepNext/>
-              <w:widowControl w:val="0"/>
-              <w:spacing w:after="0" w:line="240" w:lineRule="auto"/>
-              <w:jc w:val="left"/>
-            </w:pPr>
-            <w:r>
-              <w:rPr>
-                <w:b/>
-              </w:rPr>
-              <w:t>Data Type</w:t>
-            </w:r>
-          </w:p>
-        </w:tc>
-        <w:tc>
-          <w:tcPr>
-            <w:tcW w:w="1656" w:type="dxa"/>
-          </w:tcPr>
-          <w:p>
-            <w:pPr>
-              <w:keepNext/>
-              <w:widowControl w:val="0"/>
-              <w:spacing w:after="0" w:line="240" w:lineRule="auto"/>
-              <w:jc w:val="left"/>
-            </w:pPr>
-            <w:r>
-              <w:rPr>
-                <w:b/>
-              </w:rPr>
-              <w:t>Constraint</w:t>
-            </w:r>
-          </w:p>
-        </w:tc>
-        <w:tc>
-          <w:tcPr>
-            <w:tcW w:w="1656" w:type="dxa"/>
-          </w:tcPr>
-          <w:p>
-            <w:pPr>
-              <w:keepNext/>
-              <w:widowControl w:val="0"/>
-              <w:spacing w:after="0" w:line="240" w:lineRule="auto"/>
-              <w:jc w:val="left"/>
-            </w:pPr>
-            <w:r>
-              <w:rPr>
-                <w:b/>
-              </w:rPr>
-              <w:t>Format</w:t>
-            </w:r>
-          </w:p>
-        </w:tc>
-        <w:tc>
-          <w:tcPr>
-            <w:tcW w:w="2808" w:type="dxa"/>
-          </w:tcPr>
-          <w:p>
-            <w:pPr>
-              <w:keepNext/>
-              <w:widowControl w:val="0"/>
-              <w:spacing w:after="0" w:line="240" w:lineRule="auto"/>
-              <w:jc w:val="left"/>
-            </w:pPr>
-            <w:r>
-              <w:rPr>
-                <w:b/>
-              </w:rPr>
-              <w:t>Description</w:t>
-            </w:r>
-          </w:p>
-        </w:tc>
-      </w:tr>
-      <w:tr>
-        <w:tblPrEx>
-          <w:tblBorders>
-            <w:top w:val="single" w:color="auto" w:sz="4" w:space="0"/>
-            <w:left w:val="single" w:color="auto" w:sz="4" w:space="0"/>
-            <w:bottom w:val="single" w:color="auto" w:sz="4" w:space="0"/>
-            <w:right w:val="single" w:color="auto" w:sz="4" w:space="0"/>
-            <w:insideH w:val="single" w:color="auto" w:sz="4" w:space="0"/>
-            <w:insideV w:val="single" w:color="auto" w:sz="4" w:space="0"/>
-          </w:tblBorders>
-          <w:tblCellMar>
-            <w:top w:w="0" w:type="dxa"/>
-            <w:left w:w="108" w:type="dxa"/>
-            <w:bottom w:w="0" w:type="dxa"/>
-            <w:right w:w="108" w:type="dxa"/>
-          </w:tblCellMar>
-        </w:tblPrEx>
-        <w:trPr>
-          <w:cantSplit/>
-        </w:trPr>
-        <w:tc>
-          <w:tcPr>
-            <w:tcW w:w="1458" w:type="dxa"/>
-          </w:tcPr>
-          <w:p>
-            <w:pPr>
-              <w:widowControl w:val="0"/>
-              <w:spacing w:after="0" w:line="240" w:lineRule="auto"/>
-              <w:jc w:val="left"/>
-            </w:pPr>
-            <w:r>
-              <w:t>tank_id</w:t>
-            </w:r>
-          </w:p>
-        </w:tc>
-        <w:tc>
-          <w:tcPr>
-            <w:tcW w:w="1350" w:type="dxa"/>
-          </w:tcPr>
-          <w:p>
-            <w:pPr>
-              <w:widowControl w:val="0"/>
-              <w:spacing w:after="0" w:line="240" w:lineRule="auto"/>
-              <w:jc w:val="left"/>
-            </w:pPr>
-            <w:r>
-              <w:t>varchar</w:t>
-            </w:r>
-          </w:p>
-        </w:tc>
-        <w:tc>
-          <w:tcPr>
-            <w:tcW w:w="1656" w:type="dxa"/>
-          </w:tcPr>
-          <w:p>
-            <w:pPr>
-              <w:widowControl w:val="0"/>
-              <w:jc w:val="both"/>
-            </w:pPr>
-            <w:r>
-              <w:t>COMPOSITE PRIMARY KEY; FOREIGN KEY; NOT NULL</w:t>
-            </w:r>
-          </w:p>
-        </w:tc>
-        <w:tc>
-          <w:tcPr>
-            <w:tcW w:w="1656" w:type="dxa"/>
-          </w:tcPr>
-          <w:p>
-            <w:pPr>
-              <w:widowControl w:val="0"/>
-              <w:jc w:val="both"/>
-            </w:pPr>
-            <w:r>
-              <w:t>Firestore tanks/{tankId} document ID (currently UID-based)</w:t>
-            </w:r>
-          </w:p>
-        </w:tc>
-        <w:tc>
-          <w:tcPr>
-            <w:tcW w:w="2808" w:type="dxa"/>
-          </w:tcPr>
-          <w:p>
-            <w:pPr>
-              <w:widowControl w:val="0"/>
-              <w:jc w:val="both"/>
-            </w:pPr>
-            <w:r>
-              <w:t>Identifies the tank associated with the measured crayfish.</w:t>
-            </w:r>
-          </w:p>
-        </w:tc>
-      </w:tr>
-      <w:tr>
-        <w:tblPrEx>
-          <w:tblBorders>
-            <w:top w:val="single" w:color="auto" w:sz="4" w:space="0"/>
-            <w:left w:val="single" w:color="auto" w:sz="4" w:space="0"/>
-            <w:bottom w:val="single" w:color="auto" w:sz="4" w:space="0"/>
-            <w:right w:val="single" w:color="auto" w:sz="4" w:space="0"/>
-            <w:insideH w:val="single" w:color="auto" w:sz="4" w:space="0"/>
-            <w:insideV w:val="single" w:color="auto" w:sz="4" w:space="0"/>
-          </w:tblBorders>
-          <w:tblCellMar>
-            <w:top w:w="0" w:type="dxa"/>
-            <w:left w:w="108" w:type="dxa"/>
-            <w:bottom w:w="0" w:type="dxa"/>
-            <w:right w:w="108" w:type="dxa"/>
-          </w:tblCellMar>
-        </w:tblPrEx>
-        <w:trPr>
-          <w:cantSplit/>
-        </w:trPr>
-        <w:tc>
-          <w:tcPr>
-            <w:tcW w:w="1458" w:type="dxa"/>
-          </w:tcPr>
-          <w:p>
-            <w:pPr>
-              <w:widowControl w:val="0"/>
-              <w:spacing w:after="0" w:line="240" w:lineRule="auto"/>
-              <w:jc w:val="left"/>
-            </w:pPr>
-            <w:r>
-              <w:t>batch_id</w:t>
-            </w:r>
-          </w:p>
-        </w:tc>
-        <w:tc>
-          <w:tcPr>
-            <w:tcW w:w="1350" w:type="dxa"/>
-          </w:tcPr>
-          <w:p>
-            <w:pPr>
-              <w:widowControl w:val="0"/>
-              <w:spacing w:after="0" w:line="240" w:lineRule="auto"/>
-              <w:jc w:val="left"/>
-            </w:pPr>
-            <w:r>
-              <w:t>varchar</w:t>
-            </w:r>
-          </w:p>
-        </w:tc>
-        <w:tc>
-          <w:tcPr>
-            <w:tcW w:w="1656" w:type="dxa"/>
-          </w:tcPr>
-          <w:p>
-            <w:pPr>
-              <w:widowControl w:val="0"/>
-              <w:jc w:val="both"/>
-            </w:pPr>
-            <w:r>
-              <w:t>COMPOSITE PRIMARY KEY; FOREIGN KEY; NOT NULL</w:t>
-            </w:r>
-          </w:p>
-        </w:tc>
-        <w:tc>
-          <w:tcPr>
-            <w:tcW w:w="1656" w:type="dxa"/>
-          </w:tcPr>
-          <w:p>
-            <w:pPr>
-              <w:widowControl w:val="0"/>
-              <w:jc w:val="both"/>
-            </w:pPr>
-            <w:r>
-              <w:t>CR-YYYYMMDD-###</w:t>
-            </w:r>
-          </w:p>
-        </w:tc>
-        <w:tc>
-          <w:tcPr>
-            <w:tcW w:w="2808" w:type="dxa"/>
-          </w:tcPr>
-          <w:p>
-            <w:pPr>
-              <w:widowControl w:val="0"/>
-              <w:jc w:val="both"/>
-            </w:pPr>
-            <w:r>
-              <w:t>Identifies the grow-out batch associated with the sample.</w:t>
-            </w:r>
-          </w:p>
-        </w:tc>
-      </w:tr>
-      <w:tr>
-        <w:tblPrEx>
-          <w:tblBorders>
-            <w:top w:val="single" w:color="auto" w:sz="4" w:space="0"/>
-            <w:left w:val="single" w:color="auto" w:sz="4" w:space="0"/>
-            <w:bottom w:val="single" w:color="auto" w:sz="4" w:space="0"/>
-            <w:right w:val="single" w:color="auto" w:sz="4" w:space="0"/>
-            <w:insideH w:val="single" w:color="auto" w:sz="4" w:space="0"/>
-            <w:insideV w:val="single" w:color="auto" w:sz="4" w:space="0"/>
-          </w:tblBorders>
-          <w:tblCellMar>
-            <w:top w:w="0" w:type="dxa"/>
-            <w:left w:w="108" w:type="dxa"/>
-            <w:bottom w:w="0" w:type="dxa"/>
-            <w:right w:w="108" w:type="dxa"/>
-          </w:tblCellMar>
-        </w:tblPrEx>
-        <w:trPr>
-          <w:cantSplit/>
-        </w:trPr>
-        <w:tc>
-          <w:tcPr>
-            <w:tcW w:w="1458" w:type="dxa"/>
-          </w:tcPr>
-          <w:p>
-            <w:pPr>
-              <w:widowControl w:val="0"/>
-              <w:spacing w:after="0" w:line="240" w:lineRule="auto"/>
-              <w:jc w:val="left"/>
-            </w:pPr>
-            <w:r>
-              <w:t>sampling_id</w:t>
-            </w:r>
-          </w:p>
-        </w:tc>
-        <w:tc>
-          <w:tcPr>
-            <w:tcW w:w="1350" w:type="dxa"/>
-          </w:tcPr>
-          <w:p>
-            <w:pPr>
-              <w:widowControl w:val="0"/>
-              <w:spacing w:after="0" w:line="240" w:lineRule="auto"/>
-              <w:jc w:val="left"/>
-            </w:pPr>
-            <w:r>
-              <w:t>varchar</w:t>
-            </w:r>
-          </w:p>
-        </w:tc>
-        <w:tc>
-          <w:tcPr>
-            <w:tcW w:w="1656" w:type="dxa"/>
-          </w:tcPr>
-          <w:p>
-            <w:pPr>
-              <w:widowControl w:val="0"/>
-              <w:jc w:val="both"/>
-            </w:pPr>
-            <w:r>
-              <w:t>COMPOSITE PRIMARY KEY; FOREIGN KEY; NOT NULL</w:t>
-            </w:r>
-          </w:p>
-        </w:tc>
-        <w:tc>
-          <w:tcPr>
-            <w:tcW w:w="1656" w:type="dxa"/>
-          </w:tcPr>
-          <w:p>
-            <w:pPr>
-              <w:widowControl w:val="0"/>
-              <w:jc w:val="both"/>
-            </w:pPr>
-            <w:r>
-              <w:t>baseline | Firestore Auto-ID</w:t>
-            </w:r>
-          </w:p>
-        </w:tc>
-        <w:tc>
-          <w:tcPr>
-            <w:tcW w:w="2808" w:type="dxa"/>
-          </w:tcPr>
-          <w:p>
-            <w:pPr>
-              <w:widowControl w:val="0"/>
-              <w:jc w:val="both"/>
-            </w:pPr>
-            <w:r>
-              <w:t>References the parent sampling record; combined with tank_id and batch_id.</w:t>
-            </w:r>
-          </w:p>
-        </w:tc>
-      </w:tr>
-      <w:tr>
-        <w:tblPrEx>
-          <w:tblBorders>
-            <w:top w:val="single" w:color="auto" w:sz="4" w:space="0"/>
-            <w:left w:val="single" w:color="auto" w:sz="4" w:space="0"/>
-            <w:bottom w:val="single" w:color="auto" w:sz="4" w:space="0"/>
-            <w:right w:val="single" w:color="auto" w:sz="4" w:space="0"/>
-            <w:insideH w:val="single" w:color="auto" w:sz="4" w:space="0"/>
-            <w:insideV w:val="single" w:color="auto" w:sz="4" w:space="0"/>
-          </w:tblBorders>
-          <w:tblCellMar>
-            <w:top w:w="0" w:type="dxa"/>
-            <w:left w:w="108" w:type="dxa"/>
-            <w:bottom w:w="0" w:type="dxa"/>
-            <w:right w:w="108" w:type="dxa"/>
-          </w:tblCellMar>
-        </w:tblPrEx>
-        <w:trPr>
-          <w:cantSplit/>
-        </w:trPr>
-        <w:tc>
-          <w:tcPr>
-            <w:tcW w:w="1458" w:type="dxa"/>
-          </w:tcPr>
-          <w:p>
-            <w:pPr>
-              <w:widowControl w:val="0"/>
-              <w:spacing w:after="0" w:line="240" w:lineRule="auto"/>
-              <w:jc w:val="left"/>
-            </w:pPr>
-            <w:r>
-              <w:t>sample_number</w:t>
-            </w:r>
-          </w:p>
-        </w:tc>
-        <w:tc>
-          <w:tcPr>
-            <w:tcW w:w="1350" w:type="dxa"/>
-          </w:tcPr>
-          <w:p>
-            <w:pPr>
-              <w:widowControl w:val="0"/>
-              <w:spacing w:after="0" w:line="240" w:lineRule="auto"/>
-              <w:jc w:val="left"/>
-            </w:pPr>
-            <w:r>
-              <w:t>int</w:t>
-            </w:r>
-          </w:p>
-        </w:tc>
-        <w:tc>
-          <w:tcPr>
-            <w:tcW w:w="1656" w:type="dxa"/>
-          </w:tcPr>
-          <w:p>
-            <w:pPr>
-              <w:widowControl w:val="0"/>
-              <w:jc w:val="both"/>
-            </w:pPr>
-            <w:r>
-              <w:t>COMPOSITE PRIMARY KEY; NOT NULL</w:t>
-            </w:r>
-          </w:p>
-        </w:tc>
-        <w:tc>
-          <w:tcPr>
-            <w:tcW w:w="1656" w:type="dxa"/>
-          </w:tcPr>
-          <w:p>
-            <w:pPr>
-              <w:widowControl w:val="0"/>
-              <w:jc w:val="both"/>
-            </w:pPr>
-            <w:r>
-              <w:t>1..N</w:t>
-            </w:r>
-          </w:p>
-        </w:tc>
-        <w:tc>
-          <w:tcPr>
-            <w:tcW w:w="2808" w:type="dxa"/>
-          </w:tcPr>
-          <w:p>
-            <w:pPr>
-              <w:widowControl w:val="0"/>
-              <w:jc w:val="both"/>
-            </w:pPr>
-            <w:r>
-              <w:t>Identifies the crayfish order within this sampling session.</w:t>
-            </w:r>
-          </w:p>
-        </w:tc>
-      </w:tr>
-      <w:tr>
-        <w:tblPrEx>
-          <w:tblBorders>
-            <w:top w:val="single" w:color="auto" w:sz="4" w:space="0"/>
-            <w:left w:val="single" w:color="auto" w:sz="4" w:space="0"/>
-            <w:bottom w:val="single" w:color="auto" w:sz="4" w:space="0"/>
-            <w:right w:val="single" w:color="auto" w:sz="4" w:space="0"/>
-            <w:insideH w:val="single" w:color="auto" w:sz="4" w:space="0"/>
-            <w:insideV w:val="single" w:color="auto" w:sz="4" w:space="0"/>
-          </w:tblBorders>
-          <w:tblCellMar>
-            <w:top w:w="0" w:type="dxa"/>
-            <w:left w:w="108" w:type="dxa"/>
-            <w:bottom w:w="0" w:type="dxa"/>
-            <w:right w:w="108" w:type="dxa"/>
-          </w:tblCellMar>
-        </w:tblPrEx>
-        <w:trPr>
-          <w:cantSplit/>
-        </w:trPr>
-        <w:tc>
-          <w:tcPr>
-            <w:tcW w:w="1458" w:type="dxa"/>
-          </w:tcPr>
-          <w:p>
-            <w:pPr>
-              <w:widowControl w:val="0"/>
-              <w:spacing w:after="0" w:line="240" w:lineRule="auto"/>
-              <w:jc w:val="left"/>
-            </w:pPr>
-            <w:r>
-              <w:t>label</w:t>
-            </w:r>
-          </w:p>
-        </w:tc>
-        <w:tc>
-          <w:tcPr>
-            <w:tcW w:w="1350" w:type="dxa"/>
-          </w:tcPr>
-          <w:p>
-            <w:pPr>
-              <w:widowControl w:val="0"/>
-              <w:spacing w:after="0" w:line="240" w:lineRule="auto"/>
-              <w:jc w:val="left"/>
-            </w:pPr>
-            <w:r>
-              <w:t>varchar</w:t>
-            </w:r>
-          </w:p>
-        </w:tc>
-        <w:tc>
-          <w:tcPr>
-            <w:tcW w:w="1656" w:type="dxa"/>
-          </w:tcPr>
-          <w:p>
-            <w:pPr>
-              <w:widowControl w:val="0"/>
-              <w:jc w:val="both"/>
-            </w:pPr>
-            <w:r>
-              <w:t>NOT NULL</w:t>
-            </w:r>
-          </w:p>
-        </w:tc>
-        <w:tc>
-          <w:tcPr>
-            <w:tcW w:w="1656" w:type="dxa"/>
-          </w:tcPr>
-          <w:p>
-            <w:pPr>
-              <w:widowControl w:val="0"/>
-              <w:jc w:val="both"/>
-            </w:pPr>
-            <w:r>
-              <w:t>Crayfish N</w:t>
-            </w:r>
-          </w:p>
-        </w:tc>
-        <w:tc>
-          <w:tcPr>
-            <w:tcW w:w="2808" w:type="dxa"/>
-          </w:tcPr>
-          <w:p>
-            <w:pPr>
-              <w:widowControl w:val="0"/>
-              <w:jc w:val="both"/>
-            </w:pPr>
-            <w:r>
-              <w:t>Provides the readable label for the individual crayfish, such as Crayfish 1.</w:t>
-            </w:r>
-          </w:p>
-        </w:tc>
-      </w:tr>
-      <w:tr>
-        <w:tblPrEx>
-          <w:tblBorders>
-            <w:top w:val="single" w:color="auto" w:sz="4" w:space="0"/>
-            <w:left w:val="single" w:color="auto" w:sz="4" w:space="0"/>
-            <w:bottom w:val="single" w:color="auto" w:sz="4" w:space="0"/>
-            <w:right w:val="single" w:color="auto" w:sz="4" w:space="0"/>
-            <w:insideH w:val="single" w:color="auto" w:sz="4" w:space="0"/>
-            <w:insideV w:val="single" w:color="auto" w:sz="4" w:space="0"/>
-          </w:tblBorders>
-          <w:tblCellMar>
-            <w:top w:w="0" w:type="dxa"/>
-            <w:left w:w="108" w:type="dxa"/>
-            <w:bottom w:w="0" w:type="dxa"/>
-            <w:right w:w="108" w:type="dxa"/>
-          </w:tblCellMar>
-        </w:tblPrEx>
-        <w:trPr>
-          <w:cantSplit/>
-        </w:trPr>
-        <w:tc>
-          <w:tcPr>
-            <w:tcW w:w="1458" w:type="dxa"/>
-          </w:tcPr>
-          <w:p>
-            <w:pPr>
-              <w:widowControl w:val="0"/>
-              <w:spacing w:after="0" w:line="240" w:lineRule="auto"/>
-              <w:jc w:val="left"/>
-            </w:pPr>
-            <w:r>
-              <w:t>weight_g</w:t>
-            </w:r>
-          </w:p>
-        </w:tc>
-        <w:tc>
-          <w:tcPr>
-            <w:tcW w:w="1350" w:type="dxa"/>
-          </w:tcPr>
-          <w:p>
-            <w:pPr>
-              <w:widowControl w:val="0"/>
-              <w:spacing w:after="0" w:line="240" w:lineRule="auto"/>
-              <w:jc w:val="left"/>
-            </w:pPr>
-            <w:r>
-              <w:t>decimal(10,2)</w:t>
-            </w:r>
-          </w:p>
-        </w:tc>
-        <w:tc>
-          <w:tcPr>
-            <w:tcW w:w="1656" w:type="dxa"/>
-          </w:tcPr>
-          <w:p>
-            <w:pPr>
-              <w:widowControl w:val="0"/>
-              <w:jc w:val="both"/>
-            </w:pPr>
-            <w:r>
-              <w:t>NOT NULL; &gt; 0</w:t>
-            </w:r>
-          </w:p>
-        </w:tc>
-        <w:tc>
-          <w:tcPr>
-            <w:tcW w:w="1656" w:type="dxa"/>
-          </w:tcPr>
-          <w:p>
-            <w:pPr>
-              <w:widowControl w:val="0"/>
-              <w:jc w:val="both"/>
-            </w:pPr>
-            <w:r>
-              <w:t>12.70</w:t>
-            </w:r>
-          </w:p>
-        </w:tc>
-        <w:tc>
-          <w:tcPr>
-            <w:tcW w:w="2808" w:type="dxa"/>
-          </w:tcPr>
-          <w:p>
-            <w:pPr>
-              <w:widowControl w:val="0"/>
-              <w:jc w:val="both"/>
-            </w:pPr>
-            <w:r>
-              <w:t>Records the individual crayfish weight in grams.</w:t>
-            </w:r>
-          </w:p>
-        </w:tc>
-      </w:tr>
-      <w:tr>
-        <w:tblPrEx>
-          <w:tblBorders>
-            <w:top w:val="single" w:color="auto" w:sz="4" w:space="0"/>
-            <w:left w:val="single" w:color="auto" w:sz="4" w:space="0"/>
-            <w:bottom w:val="single" w:color="auto" w:sz="4" w:space="0"/>
-            <w:right w:val="single" w:color="auto" w:sz="4" w:space="0"/>
-            <w:insideH w:val="single" w:color="auto" w:sz="4" w:space="0"/>
-            <w:insideV w:val="single" w:color="auto" w:sz="4" w:space="0"/>
-          </w:tblBorders>
-          <w:tblCellMar>
-            <w:top w:w="0" w:type="dxa"/>
-            <w:left w:w="108" w:type="dxa"/>
-            <w:bottom w:w="0" w:type="dxa"/>
-            <w:right w:w="108" w:type="dxa"/>
-          </w:tblCellMar>
-        </w:tblPrEx>
-        <w:trPr>
-          <w:cantSplit/>
-        </w:trPr>
-        <w:tc>
-          <w:tcPr>
-            <w:tcW w:w="1458" w:type="dxa"/>
-          </w:tcPr>
-          <w:p>
-            <w:pPr>
-              <w:widowControl w:val="0"/>
-              <w:spacing w:after="0" w:line="240" w:lineRule="auto"/>
-              <w:jc w:val="left"/>
-            </w:pPr>
-            <w:r>
-              <w:t>length_cm</w:t>
-            </w:r>
-          </w:p>
-        </w:tc>
-        <w:tc>
-          <w:tcPr>
-            <w:tcW w:w="1350" w:type="dxa"/>
-          </w:tcPr>
-          <w:p>
-            <w:pPr>
-              <w:widowControl w:val="0"/>
-              <w:spacing w:after="0" w:line="240" w:lineRule="auto"/>
-              <w:jc w:val="left"/>
-            </w:pPr>
-            <w:r>
-              <w:t>decimal(10,2)</w:t>
-            </w:r>
-          </w:p>
-        </w:tc>
-        <w:tc>
-          <w:tcPr>
-            <w:tcW w:w="1656" w:type="dxa"/>
-          </w:tcPr>
-          <w:p>
-            <w:pPr>
-              <w:widowControl w:val="0"/>
-              <w:jc w:val="both"/>
-            </w:pPr>
-            <w:r>
-              <w:t>NOT NULL; &gt; 0</w:t>
-            </w:r>
-          </w:p>
-        </w:tc>
-        <w:tc>
-          <w:tcPr>
-            <w:tcW w:w="1656" w:type="dxa"/>
-          </w:tcPr>
-          <w:p>
-            <w:pPr>
-              <w:widowControl w:val="0"/>
-              <w:jc w:val="both"/>
-            </w:pPr>
-            <w:r>
-              <w:t>5.08</w:t>
-            </w:r>
-          </w:p>
-        </w:tc>
-        <w:tc>
-          <w:tcPr>
-            <w:tcW w:w="2808" w:type="dxa"/>
-          </w:tcPr>
-          <w:p>
-            <w:pPr>
-              <w:widowControl w:val="0"/>
-              <w:jc w:val="both"/>
-            </w:pPr>
-            <w:r>
-              <w:t>Records the individual crayfish length in centimeters.</w:t>
-            </w:r>
-          </w:p>
-        </w:tc>
-      </w:tr>
-    </w:tbl>
-    <w:p>
-      <w:pPr>
-        <w:keepNext/>
+        <w:pageBreakBefore/>
         <w:jc w:val="center"/>
       </w:pPr>
       <w:r>
